--- a/диплом.docx
+++ b/диплом.docx
@@ -427,78 +427,69 @@
           </w:tcPr>
           <w:p>
             <w:pPr>
-              <w:spacing w:after="0" w:line="276" w:lineRule="auto"/>
-              <w:ind w:firstLine="1400" w:firstLineChars="500"/>
+              <w:spacing w:after="0" w:line="360" w:lineRule="auto"/>
+              <w:ind w:firstLine="1200" w:firstLineChars="500"/>
               <w:jc w:val="right"/>
+              <w:rPr>
+                <w:sz w:val="24"/>
+                <w:szCs w:val="24"/>
+              </w:rPr>
             </w:pPr>
             <w:r>
               <w:rPr>
                 <w:rFonts w:ascii="Times New Roman" w:hAnsi="Times New Roman" w:eastAsia="Times New Roman"/>
                 <w:b w:val="0"/>
-                <w:sz w:val="28"/>
+                <w:sz w:val="24"/>
+                <w:szCs w:val="24"/>
               </w:rPr>
               <w:t>Руководитель</w:t>
             </w:r>
           </w:p>
           <w:p>
             <w:pPr>
-              <w:spacing w:after="0" w:line="276" w:lineRule="auto"/>
-              <w:ind w:firstLine="980" w:firstLineChars="350"/>
+              <w:spacing w:after="0" w:line="360" w:lineRule="auto"/>
+              <w:ind w:firstLine="840" w:firstLineChars="350"/>
               <w:jc w:val="right"/>
             </w:pPr>
             <w:r>
               <w:rPr>
-                <w:rFonts w:ascii="Times New Roman" w:hAnsi="Times New Roman" w:eastAsia="Times New Roman"/>
-                <w:b w:val="0"/>
-                <w:sz w:val="28"/>
+                <w:rFonts w:hint="default" w:ascii="Times New Roman" w:hAnsi="Times New Roman" w:eastAsia="SimSun" w:cs="Times New Roman"/>
+                <w:sz w:val="24"/>
+                <w:szCs w:val="24"/>
               </w:rPr>
-              <w:t>___________________</w:t>
+              <w:t>старший преподаватель ФКН НИУ</w:t>
+            </w:r>
+          </w:p>
+          <w:p>
+            <w:pPr>
+              <w:spacing w:after="0" w:line="360" w:lineRule="auto"/>
+              <w:ind w:left="400" w:leftChars="200" w:firstLine="600" w:firstLineChars="250"/>
+              <w:jc w:val="right"/>
+              <w:rPr>
+                <w:rFonts w:hint="default" w:ascii="Times New Roman" w:hAnsi="Times New Roman" w:cs="Times New Roman"/>
+                <w:sz w:val="24"/>
+                <w:szCs w:val="24"/>
+              </w:rPr>
+            </w:pPr>
+            <w:r>
+              <w:rPr>
+                <w:rFonts w:hint="default" w:ascii="Times New Roman" w:hAnsi="Times New Roman" w:eastAsia="SimSun" w:cs="Times New Roman"/>
+                <w:sz w:val="24"/>
+                <w:szCs w:val="24"/>
+              </w:rPr>
+              <w:t>Паточенко Евгений Анатольеви</w:t>
             </w:r>
           </w:p>
           <w:p>
             <w:pPr>
               <w:spacing w:after="0" w:line="276" w:lineRule="auto"/>
-              <w:ind w:firstLine="700" w:firstLineChars="250"/>
-              <w:jc w:val="left"/>
+              <w:ind w:firstLine="1000" w:firstLineChars="500"/>
+              <w:jc w:val="right"/>
+              <w:rPr>
+                <w:rFonts w:hint="default"/>
+                <w:lang w:val="ru-RU"/>
+              </w:rPr>
             </w:pPr>
-            <w:r>
-              <w:rPr>
-                <w:rFonts w:ascii="Times New Roman" w:hAnsi="Times New Roman" w:eastAsia="Times New Roman"/>
-                <w:b w:val="0"/>
-                <w:sz w:val="28"/>
-              </w:rPr>
-              <w:t>(ученая степень, ученое звание)</w:t>
-            </w:r>
-          </w:p>
-          <w:p>
-            <w:pPr>
-              <w:spacing w:after="0" w:line="276" w:lineRule="auto"/>
-              <w:ind w:left="400" w:leftChars="200" w:firstLine="700" w:firstLineChars="250"/>
-              <w:jc w:val="right"/>
-            </w:pPr>
-            <w:r>
-              <w:rPr>
-                <w:rFonts w:ascii="Times New Roman" w:hAnsi="Times New Roman" w:eastAsia="Times New Roman"/>
-                <w:b w:val="0"/>
-                <w:sz w:val="28"/>
-              </w:rPr>
-              <w:t>___________________</w:t>
-            </w:r>
-          </w:p>
-          <w:p>
-            <w:pPr>
-              <w:spacing w:after="0" w:line="276" w:lineRule="auto"/>
-              <w:ind w:firstLine="1400" w:firstLineChars="500"/>
-              <w:jc w:val="right"/>
-            </w:pPr>
-            <w:r>
-              <w:rPr>
-                <w:rFonts w:ascii="Times New Roman" w:hAnsi="Times New Roman" w:eastAsia="Times New Roman"/>
-                <w:b w:val="0"/>
-                <w:sz w:val="28"/>
-              </w:rPr>
-              <w:t>(И.О. Фамилия)</w:t>
-            </w:r>
           </w:p>
         </w:tc>
       </w:tr>
@@ -839,6 +830,7 @@
     <w:p>
       <w:pPr>
         <w:numPr>
+          <w:ilvl w:val="0"/>
           <w:numId w:val="0"/>
         </w:numPr>
         <w:rPr>
@@ -887,6 +879,7 @@
     <w:p>
       <w:pPr>
         <w:numPr>
+          <w:ilvl w:val="0"/>
           <w:numId w:val="0"/>
         </w:numPr>
         <w:ind w:firstLine="720" w:firstLineChars="0"/>
@@ -966,6 +959,7 @@
     <w:p>
       <w:pPr>
         <w:numPr>
+          <w:ilvl w:val="0"/>
           <w:numId w:val="0"/>
         </w:numPr>
         <w:ind w:firstLine="720" w:firstLineChars="0"/>
@@ -1006,6 +1000,7 @@
     <w:p>
       <w:pPr>
         <w:numPr>
+          <w:ilvl w:val="0"/>
           <w:numId w:val="0"/>
         </w:numPr>
         <w:ind w:firstLine="720" w:firstLineChars="0"/>
@@ -1046,6 +1041,7 @@
     <w:p>
       <w:pPr>
         <w:numPr>
+          <w:ilvl w:val="0"/>
           <w:numId w:val="0"/>
         </w:numPr>
         <w:ind w:firstLine="720" w:firstLineChars="0"/>
@@ -1104,6 +1100,7 @@
     <w:p>
       <w:pPr>
         <w:numPr>
+          <w:ilvl w:val="0"/>
           <w:numId w:val="0"/>
         </w:numPr>
         <w:ind w:firstLine="720" w:firstLineChars="0"/>
@@ -1204,6 +1201,7 @@
     <w:p>
       <w:pPr>
         <w:numPr>
+          <w:ilvl w:val="0"/>
           <w:numId w:val="0"/>
         </w:numPr>
         <w:ind w:firstLine="720" w:firstLineChars="0"/>
@@ -1283,6 +1281,7 @@
     <w:p>
       <w:pPr>
         <w:numPr>
+          <w:ilvl w:val="0"/>
           <w:numId w:val="0"/>
         </w:numPr>
         <w:ind w:firstLine="720" w:firstLineChars="0"/>
@@ -1341,6 +1340,7 @@
     <w:p>
       <w:pPr>
         <w:numPr>
+          <w:ilvl w:val="0"/>
           <w:numId w:val="0"/>
         </w:numPr>
         <w:ind w:firstLine="720" w:firstLineChars="0"/>
@@ -1399,6 +1399,7 @@
     <w:p>
       <w:pPr>
         <w:numPr>
+          <w:ilvl w:val="0"/>
           <w:numId w:val="0"/>
         </w:numPr>
         <w:rPr>
@@ -1457,6 +1458,7 @@
     <w:p>
       <w:pPr>
         <w:numPr>
+          <w:ilvl w:val="0"/>
           <w:numId w:val="0"/>
         </w:numPr>
         <w:ind w:firstLine="720" w:firstLineChars="0"/>
@@ -1526,6 +1528,7 @@
     <w:p>
       <w:pPr>
         <w:numPr>
+          <w:ilvl w:val="0"/>
           <w:numId w:val="0"/>
         </w:numPr>
         <w:ind w:firstLine="720" w:firstLineChars="0"/>
@@ -1584,6 +1587,7 @@
     <w:p>
       <w:pPr>
         <w:numPr>
+          <w:ilvl w:val="0"/>
           <w:numId w:val="0"/>
         </w:numPr>
         <w:ind w:firstLine="720" w:firstLineChars="0"/>
@@ -1642,6 +1646,7 @@
     <w:p>
       <w:pPr>
         <w:numPr>
+          <w:ilvl w:val="0"/>
           <w:numId w:val="0"/>
         </w:numPr>
         <w:ind w:firstLine="720" w:firstLineChars="0"/>
@@ -1700,6 +1705,7 @@
     <w:p>
       <w:pPr>
         <w:numPr>
+          <w:ilvl w:val="0"/>
           <w:numId w:val="0"/>
         </w:numPr>
         <w:rPr>
@@ -1736,6 +1742,7 @@
     <w:p>
       <w:pPr>
         <w:numPr>
+          <w:ilvl w:val="0"/>
           <w:numId w:val="0"/>
         </w:numPr>
         <w:rPr>
@@ -2029,7 +2036,7 @@
     </w:p>
     <w:p>
       <w:pPr>
-        <w:pStyle w:val="7"/>
+        <w:pStyle w:val="8"/>
         <w:keepNext w:val="0"/>
         <w:keepLines w:val="0"/>
         <w:widowControl/>
@@ -2080,7 +2087,7 @@
     </w:p>
     <w:p>
       <w:pPr>
-        <w:pStyle w:val="7"/>
+        <w:pStyle w:val="8"/>
         <w:keepNext w:val="0"/>
         <w:keepLines w:val="0"/>
         <w:widowControl/>
@@ -2350,7 +2357,7 @@
     </w:p>
     <w:p>
       <w:pPr>
-        <w:pStyle w:val="7"/>
+        <w:pStyle w:val="8"/>
         <w:keepNext w:val="0"/>
         <w:keepLines w:val="0"/>
         <w:widowControl/>
@@ -2427,7 +2434,7 @@
     </w:p>
     <w:p>
       <w:pPr>
-        <w:pStyle w:val="7"/>
+        <w:pStyle w:val="8"/>
         <w:keepNext w:val="0"/>
         <w:keepLines w:val="0"/>
         <w:widowControl/>
@@ -2760,7 +2767,7 @@
     </w:p>
     <w:p>
       <w:pPr>
-        <w:pStyle w:val="7"/>
+        <w:pStyle w:val="8"/>
         <w:keepNext w:val="0"/>
         <w:keepLines w:val="0"/>
         <w:widowControl/>
@@ -2822,7 +2829,7 @@
     </w:p>
     <w:p>
       <w:pPr>
-        <w:pStyle w:val="7"/>
+        <w:pStyle w:val="8"/>
         <w:keepNext w:val="0"/>
         <w:keepLines w:val="0"/>
         <w:widowControl/>
@@ -2848,7 +2855,7 @@
     </w:p>
     <w:p>
       <w:pPr>
-        <w:pStyle w:val="7"/>
+        <w:pStyle w:val="8"/>
         <w:keepNext w:val="0"/>
         <w:keepLines w:val="0"/>
         <w:widowControl/>
@@ -2892,7 +2899,7 @@
     </w:p>
     <w:p>
       <w:pPr>
-        <w:pStyle w:val="7"/>
+        <w:pStyle w:val="8"/>
         <w:keepNext w:val="0"/>
         <w:keepLines w:val="0"/>
         <w:widowControl/>
@@ -2936,7 +2943,7 @@
     </w:p>
     <w:p>
       <w:pPr>
-        <w:pStyle w:val="7"/>
+        <w:pStyle w:val="8"/>
         <w:keepNext w:val="0"/>
         <w:keepLines w:val="0"/>
         <w:widowControl/>
@@ -3088,7 +3095,7 @@
     </w:p>
     <w:p>
       <w:pPr>
-        <w:pStyle w:val="7"/>
+        <w:pStyle w:val="8"/>
         <w:keepNext w:val="0"/>
         <w:keepLines w:val="0"/>
         <w:widowControl/>
@@ -3123,7 +3130,7 @@
     </w:p>
     <w:p>
       <w:pPr>
-        <w:pStyle w:val="7"/>
+        <w:pStyle w:val="8"/>
         <w:keepNext w:val="0"/>
         <w:keepLines w:val="0"/>
         <w:widowControl/>
@@ -3203,7 +3210,7 @@
     </w:p>
     <w:p>
       <w:pPr>
-        <w:pStyle w:val="7"/>
+        <w:pStyle w:val="8"/>
         <w:keepNext w:val="0"/>
         <w:keepLines w:val="0"/>
         <w:widowControl/>
@@ -3256,7 +3263,7 @@
     </w:p>
     <w:p>
       <w:pPr>
-        <w:pStyle w:val="7"/>
+        <w:pStyle w:val="8"/>
         <w:keepNext w:val="0"/>
         <w:keepLines w:val="0"/>
         <w:widowControl/>
@@ -3282,7 +3289,7 @@
     </w:p>
     <w:p>
       <w:pPr>
-        <w:pStyle w:val="7"/>
+        <w:pStyle w:val="8"/>
         <w:keepNext w:val="0"/>
         <w:keepLines w:val="0"/>
         <w:widowControl/>
@@ -3344,7 +3351,7 @@
     </w:p>
     <w:p>
       <w:pPr>
-        <w:pStyle w:val="7"/>
+        <w:pStyle w:val="8"/>
         <w:keepNext w:val="0"/>
         <w:keepLines w:val="0"/>
         <w:widowControl/>
@@ -3370,7 +3377,7 @@
     </w:p>
     <w:p>
       <w:pPr>
-        <w:pStyle w:val="7"/>
+        <w:pStyle w:val="8"/>
         <w:keepNext w:val="0"/>
         <w:keepLines w:val="0"/>
         <w:widowControl/>
@@ -3459,7 +3466,7 @@
     </w:p>
     <w:p>
       <w:pPr>
-        <w:pStyle w:val="7"/>
+        <w:pStyle w:val="8"/>
         <w:keepNext w:val="0"/>
         <w:keepLines w:val="0"/>
         <w:widowControl/>
@@ -3512,7 +3519,7 @@
     </w:p>
     <w:p>
       <w:pPr>
-        <w:pStyle w:val="7"/>
+        <w:pStyle w:val="8"/>
         <w:keepNext w:val="0"/>
         <w:keepLines w:val="0"/>
         <w:widowControl/>
@@ -3601,7 +3608,7 @@
     </w:p>
     <w:p>
       <w:pPr>
-        <w:pStyle w:val="7"/>
+        <w:pStyle w:val="8"/>
         <w:keepNext w:val="0"/>
         <w:keepLines w:val="0"/>
         <w:widowControl/>
@@ -3655,7 +3662,7 @@
     </w:p>
     <w:p>
       <w:pPr>
-        <w:pStyle w:val="7"/>
+        <w:pStyle w:val="8"/>
         <w:keepNext w:val="0"/>
         <w:keepLines w:val="0"/>
         <w:widowControl/>
@@ -3683,7 +3690,7 @@
     </w:p>
     <w:p>
       <w:pPr>
-        <w:pStyle w:val="7"/>
+        <w:pStyle w:val="8"/>
         <w:keepNext w:val="0"/>
         <w:keepLines w:val="0"/>
         <w:widowControl/>
@@ -3709,7 +3716,7 @@
     </w:p>
     <w:p>
       <w:pPr>
-        <w:pStyle w:val="7"/>
+        <w:pStyle w:val="8"/>
         <w:keepNext w:val="0"/>
         <w:keepLines w:val="0"/>
         <w:widowControl/>
@@ -3763,7 +3770,7 @@
     </w:p>
     <w:p>
       <w:pPr>
-        <w:pStyle w:val="7"/>
+        <w:pStyle w:val="8"/>
         <w:keepNext w:val="0"/>
         <w:keepLines w:val="0"/>
         <w:widowControl/>
@@ -3791,7 +3798,7 @@
     </w:p>
     <w:p>
       <w:pPr>
-        <w:pStyle w:val="7"/>
+        <w:pStyle w:val="8"/>
         <w:keepNext w:val="0"/>
         <w:keepLines w:val="0"/>
         <w:widowControl/>
@@ -3813,7 +3820,7 @@
     </w:p>
     <w:p>
       <w:pPr>
-        <w:pStyle w:val="7"/>
+        <w:pStyle w:val="8"/>
         <w:keepNext w:val="0"/>
         <w:keepLines w:val="0"/>
         <w:widowControl/>
@@ -3893,7 +3900,7 @@
     </w:p>
     <w:p>
       <w:pPr>
-        <w:pStyle w:val="7"/>
+        <w:pStyle w:val="8"/>
         <w:keepNext w:val="0"/>
         <w:keepLines w:val="0"/>
         <w:widowControl/>
@@ -3919,7 +3926,7 @@
     </w:p>
     <w:p>
       <w:pPr>
-        <w:pStyle w:val="7"/>
+        <w:pStyle w:val="8"/>
         <w:keepNext w:val="0"/>
         <w:keepLines w:val="0"/>
         <w:widowControl/>
@@ -3945,7 +3952,7 @@
     </w:p>
     <w:p>
       <w:pPr>
-        <w:pStyle w:val="7"/>
+        <w:pStyle w:val="8"/>
         <w:keepNext w:val="0"/>
         <w:keepLines w:val="0"/>
         <w:widowControl/>
@@ -4007,7 +4014,7 @@
     </w:p>
     <w:p>
       <w:pPr>
-        <w:pStyle w:val="7"/>
+        <w:pStyle w:val="8"/>
         <w:keepNext w:val="0"/>
         <w:keepLines w:val="0"/>
         <w:widowControl/>
@@ -4061,7 +4068,7 @@
     </w:p>
     <w:p>
       <w:pPr>
-        <w:pStyle w:val="7"/>
+        <w:pStyle w:val="8"/>
         <w:keepNext w:val="0"/>
         <w:keepLines w:val="0"/>
         <w:widowControl/>
@@ -4089,7 +4096,7 @@
     </w:p>
     <w:p>
       <w:pPr>
-        <w:pStyle w:val="7"/>
+        <w:pStyle w:val="8"/>
         <w:keepNext w:val="0"/>
         <w:keepLines w:val="0"/>
         <w:widowControl/>
@@ -4142,24 +4149,24 @@
     </w:p>
     <w:p>
       <w:pPr>
-        <w:pStyle w:val="7"/>
-        <w:keepNext w:val="0"/>
-        <w:keepLines w:val="0"/>
-        <w:widowControl/>
-        <w:suppressLineNumbers w:val="0"/>
-        <w:spacing w:line="360" w:lineRule="auto"/>
-        <w:jc w:val="both"/>
-        <w:rPr>
-          <w:rFonts w:hint="default" w:ascii="Times New Roman" w:hAnsi="Times New Roman" w:cs="Times New Roman"/>
-          <w:sz w:val="24"/>
-          <w:szCs w:val="24"/>
-          <w:lang w:val="ru-RU"/>
-        </w:rPr>
-      </w:pPr>
-    </w:p>
-    <w:p>
-      <w:pPr>
-        <w:pStyle w:val="7"/>
+        <w:pStyle w:val="8"/>
+        <w:keepNext w:val="0"/>
+        <w:keepLines w:val="0"/>
+        <w:widowControl/>
+        <w:suppressLineNumbers w:val="0"/>
+        <w:spacing w:line="360" w:lineRule="auto"/>
+        <w:jc w:val="both"/>
+        <w:rPr>
+          <w:rFonts w:hint="default" w:ascii="Times New Roman" w:hAnsi="Times New Roman" w:cs="Times New Roman"/>
+          <w:sz w:val="24"/>
+          <w:szCs w:val="24"/>
+          <w:lang w:val="ru-RU"/>
+        </w:rPr>
+      </w:pPr>
+    </w:p>
+    <w:p>
+      <w:pPr>
+        <w:pStyle w:val="8"/>
         <w:keepNext w:val="0"/>
         <w:keepLines w:val="0"/>
         <w:widowControl/>
@@ -4187,7 +4194,7 @@
     </w:p>
     <w:p>
       <w:pPr>
-        <w:pStyle w:val="7"/>
+        <w:pStyle w:val="8"/>
         <w:keepNext w:val="0"/>
         <w:keepLines w:val="0"/>
         <w:widowControl/>
@@ -4221,7 +4228,7 @@
     </w:p>
     <w:p>
       <w:pPr>
-        <w:pStyle w:val="7"/>
+        <w:pStyle w:val="8"/>
         <w:keepNext w:val="0"/>
         <w:keepLines w:val="0"/>
         <w:widowControl/>
@@ -4235,14 +4242,14 @@
       </w:pPr>
       <w:r>
         <w:rPr>
-          <w:rStyle w:val="8"/>
+          <w:rStyle w:val="7"/>
           <w:lang w:val="ru-RU"/>
         </w:rPr>
         <w:t>Пример</w:t>
       </w:r>
       <w:r>
         <w:rPr>
-          <w:rStyle w:val="8"/>
+          <w:rStyle w:val="7"/>
           <w:rFonts w:hint="default"/>
           <w:lang w:val="ru-RU"/>
         </w:rPr>
@@ -4250,7 +4257,7 @@
       </w:r>
       <w:r>
         <w:rPr>
-          <w:rStyle w:val="8"/>
+          <w:rStyle w:val="7"/>
         </w:rPr>
         <w:t>1. Готовые OCR-сервисы, например Google Vision, ABBYY, Amazon Textract.</w:t>
       </w:r>
@@ -4286,7 +4293,7 @@
     </w:p>
     <w:p>
       <w:pPr>
-        <w:pStyle w:val="7"/>
+        <w:pStyle w:val="8"/>
         <w:keepNext w:val="0"/>
         <w:keepLines w:val="0"/>
         <w:widowControl/>
@@ -4300,7 +4307,7 @@
       </w:pPr>
       <w:r>
         <w:rPr>
-          <w:rStyle w:val="8"/>
+          <w:rStyle w:val="7"/>
         </w:rPr>
         <w:t>Пример 2. Использование обычного Tesseract / pytesseract без отдельной системы.</w:t>
       </w:r>
@@ -4323,7 +4330,7 @@
     </w:p>
     <w:p>
       <w:pPr>
-        <w:pStyle w:val="7"/>
+        <w:pStyle w:val="8"/>
         <w:keepNext w:val="0"/>
         <w:keepLines w:val="0"/>
         <w:widowControl/>
@@ -4359,7 +4366,7 @@
     </w:p>
     <w:p>
       <w:pPr>
-        <w:pStyle w:val="7"/>
+        <w:pStyle w:val="8"/>
         <w:keepNext w:val="0"/>
         <w:keepLines w:val="0"/>
         <w:widowControl/>
@@ -4376,7 +4383,7 @@
       </w:pPr>
       <w:r>
         <w:rPr>
-          <w:rStyle w:val="8"/>
+          <w:rStyle w:val="7"/>
         </w:rPr>
         <w:t>Пример 3. Простые программы-сканеры документов на телефоне.</w:t>
       </w:r>
@@ -4389,7 +4396,7 @@
     </w:p>
     <w:p>
       <w:pPr>
-        <w:pStyle w:val="7"/>
+        <w:pStyle w:val="8"/>
         <w:keepNext w:val="0"/>
         <w:keepLines w:val="0"/>
         <w:widowControl/>
@@ -4407,7 +4414,7 @@
     </w:p>
     <w:p>
       <w:pPr>
-        <w:pStyle w:val="7"/>
+        <w:pStyle w:val="8"/>
         <w:keepNext w:val="0"/>
         <w:keepLines w:val="0"/>
         <w:widowControl/>
@@ -4492,7 +4499,7 @@
     </w:p>
     <w:p>
       <w:pPr>
-        <w:pStyle w:val="7"/>
+        <w:pStyle w:val="8"/>
         <w:keepNext w:val="0"/>
         <w:keepLines w:val="0"/>
         <w:widowControl/>
@@ -4514,7 +4521,41 @@
           <w:sz w:val="24"/>
           <w:szCs w:val="24"/>
         </w:rPr>
-        <w:t xml:space="preserve">Разрабатываемая программная система предназначена для </w:t>
+        <w:t>Разраб</w:t>
+      </w:r>
+      <w:r>
+        <w:rPr>
+          <w:rFonts w:hint="default" w:cs="Times New Roman"/>
+          <w:sz w:val="24"/>
+          <w:szCs w:val="24"/>
+          <w:lang w:val="ru-RU"/>
+        </w:rPr>
+        <w:t>отанная</w:t>
+      </w:r>
+      <w:r>
+        <w:rPr>
+          <w:rFonts w:hint="default" w:ascii="Times New Roman" w:hAnsi="Times New Roman" w:cs="Times New Roman"/>
+          <w:sz w:val="24"/>
+          <w:szCs w:val="24"/>
+        </w:rPr>
+        <w:t xml:space="preserve"> программная система</w:t>
+      </w:r>
+      <w:r>
+        <w:rPr>
+          <w:rFonts w:hint="default" w:cs="Times New Roman"/>
+          <w:sz w:val="24"/>
+          <w:szCs w:val="24"/>
+          <w:lang w:val="en-US"/>
+        </w:rPr>
+        <w:t>[7]</w:t>
+      </w:r>
+      <w:r>
+        <w:rPr>
+          <w:rFonts w:hint="default" w:ascii="Times New Roman" w:hAnsi="Times New Roman" w:cs="Times New Roman"/>
+          <w:sz w:val="24"/>
+          <w:szCs w:val="24"/>
+        </w:rPr>
+        <w:t xml:space="preserve"> предназначена для </w:t>
       </w:r>
       <w:r>
         <w:rPr>
@@ -4597,7 +4638,7 @@
     </w:p>
     <w:p>
       <w:pPr>
-        <w:pStyle w:val="7"/>
+        <w:pStyle w:val="8"/>
         <w:keepNext w:val="0"/>
         <w:keepLines w:val="0"/>
         <w:widowControl/>
@@ -4665,7 +4706,7 @@
     </w:p>
     <w:p>
       <w:pPr>
-        <w:pStyle w:val="7"/>
+        <w:pStyle w:val="8"/>
         <w:keepNext w:val="0"/>
         <w:keepLines w:val="0"/>
         <w:widowControl/>
@@ -4718,7 +4759,7 @@
     </w:p>
     <w:p>
       <w:pPr>
-        <w:pStyle w:val="7"/>
+        <w:pStyle w:val="8"/>
         <w:keepNext w:val="0"/>
         <w:keepLines w:val="0"/>
         <w:widowControl/>
@@ -4826,7 +4867,7 @@
       </w:r>
       <w:r>
         <w:rPr>
-          <w:rStyle w:val="8"/>
+          <w:rStyle w:val="7"/>
           <w:rFonts w:hint="default" w:ascii="Times New Roman" w:hAnsi="Times New Roman" w:cs="Times New Roman"/>
           <w:sz w:val="24"/>
           <w:szCs w:val="24"/>
@@ -4843,7 +4884,7 @@
       </w:r>
       <w:r>
         <w:rPr>
-          <w:rStyle w:val="8"/>
+          <w:rStyle w:val="7"/>
           <w:rFonts w:hint="default" w:ascii="Times New Roman" w:hAnsi="Times New Roman" w:cs="Times New Roman"/>
           <w:sz w:val="24"/>
           <w:szCs w:val="24"/>
@@ -4860,7 +4901,7 @@
       </w:r>
       <w:r>
         <w:rPr>
-          <w:rStyle w:val="8"/>
+          <w:rStyle w:val="7"/>
           <w:rFonts w:hint="default" w:ascii="Times New Roman" w:hAnsi="Times New Roman" w:cs="Times New Roman"/>
           <w:sz w:val="24"/>
           <w:szCs w:val="24"/>
@@ -4877,7 +4918,7 @@
       </w:r>
       <w:r>
         <w:rPr>
-          <w:rStyle w:val="8"/>
+          <w:rStyle w:val="7"/>
           <w:rFonts w:hint="default" w:ascii="Times New Roman" w:hAnsi="Times New Roman" w:cs="Times New Roman"/>
           <w:sz w:val="24"/>
           <w:szCs w:val="24"/>
@@ -4894,7 +4935,7 @@
       </w:r>
       <w:r>
         <w:rPr>
-          <w:rStyle w:val="8"/>
+          <w:rStyle w:val="7"/>
           <w:rFonts w:hint="default" w:ascii="Times New Roman" w:hAnsi="Times New Roman" w:cs="Times New Roman"/>
           <w:sz w:val="24"/>
           <w:szCs w:val="24"/>
@@ -4911,7 +4952,7 @@
       </w:r>
       <w:r>
         <w:rPr>
-          <w:rStyle w:val="8"/>
+          <w:rStyle w:val="7"/>
           <w:rFonts w:hint="default" w:ascii="Times New Roman" w:hAnsi="Times New Roman" w:cs="Times New Roman"/>
           <w:sz w:val="24"/>
           <w:szCs w:val="24"/>
@@ -4929,7 +4970,7 @@
     </w:p>
     <w:p>
       <w:pPr>
-        <w:pStyle w:val="7"/>
+        <w:pStyle w:val="8"/>
         <w:keepNext w:val="0"/>
         <w:keepLines w:val="0"/>
         <w:widowControl/>
@@ -4942,6 +4983,7 @@
           <w:bCs/>
           <w:sz w:val="24"/>
           <w:szCs w:val="24"/>
+          <w:lang w:val="ru-RU"/>
         </w:rPr>
       </w:pPr>
       <w:r>
@@ -4967,16 +5009,90 @@
       </w:r>
       <w:r>
         <w:rPr>
+          <w:rFonts w:hint="default" w:cs="Times New Roman"/>
+          <w:b/>
+          <w:bCs/>
+          <w:sz w:val="24"/>
+          <w:szCs w:val="24"/>
+          <w:lang w:val="ru-RU"/>
+        </w:rPr>
+        <w:t>2</w:t>
+      </w:r>
+      <w:r>
+        <w:rPr>
           <w:rFonts w:hint="default" w:ascii="Times New Roman" w:hAnsi="Times New Roman" w:eastAsia="SimSun" w:cs="Times New Roman"/>
           <w:b/>
           <w:bCs/>
           <w:sz w:val="24"/>
           <w:szCs w:val="24"/>
-          <w:lang w:val="ru-RU"/>
-        </w:rPr>
-        <w:t>2</w:t>
-      </w:r>
-      <w:r>
+        </w:rPr>
+        <w:t>. О</w:t>
+      </w:r>
+      <w:r>
+        <w:rPr>
+          <w:rFonts w:hint="default" w:cs="Times New Roman"/>
+          <w:b/>
+          <w:bCs/>
+          <w:sz w:val="24"/>
+          <w:szCs w:val="24"/>
+          <w:lang w:val="ru-RU"/>
+        </w:rPr>
+        <w:t>цифровка текстовых документов</w:t>
+      </w:r>
+    </w:p>
+    <w:p>
+      <w:pPr>
+        <w:pStyle w:val="8"/>
+        <w:keepNext w:val="0"/>
+        <w:keepLines w:val="0"/>
+        <w:widowControl/>
+        <w:suppressLineNumbers w:val="0"/>
+        <w:spacing w:line="360" w:lineRule="auto"/>
+        <w:jc w:val="both"/>
+        <w:rPr>
+          <w:rFonts w:hint="default" w:cs="Times New Roman"/>
+          <w:sz w:val="24"/>
+          <w:szCs w:val="24"/>
+          <w:lang w:val="ru-RU"/>
+        </w:rPr>
+      </w:pPr>
+      <w:r>
+        <w:rPr>
+          <w:rFonts w:hint="default" w:cs="Times New Roman"/>
+          <w:sz w:val="24"/>
+          <w:szCs w:val="24"/>
+          <w:lang w:val="ru-RU"/>
+        </w:rPr>
+        <w:t xml:space="preserve">Отдельного упоминания заслуживает задача об оцифровке текстовых (буквенных) сообщений. Даже при работе с такими текстами как документы купли-продажи, зачастую требуется оцифровать некоторую важную текстовую информацию, которую затем можно использовать как для метаконтекста при анализе численных данных (например ФИО, дата, названия компаний, письменное обозначение денежных сумм, название категорий и т.д.). Разработанное решение должно учитывать возможность оцифровки данных текстовых сообщений с последующей выгрузкой в соответствующий </w:t>
+      </w:r>
+      <w:r>
+        <w:rPr>
+          <w:rFonts w:hint="default" w:cs="Times New Roman"/>
+          <w:sz w:val="24"/>
+          <w:szCs w:val="24"/>
+          <w:lang w:val="en-US"/>
+        </w:rPr>
+        <w:t xml:space="preserve">BI </w:t>
+      </w:r>
+      <w:r>
+        <w:rPr>
+          <w:rFonts w:hint="default" w:cs="Times New Roman"/>
+          <w:sz w:val="24"/>
+          <w:szCs w:val="24"/>
+          <w:lang w:val="ru-RU"/>
+        </w:rPr>
+        <w:t>документ.</w:t>
+      </w:r>
+    </w:p>
+    <w:p>
+      <w:pPr>
+        <w:pStyle w:val="8"/>
+        <w:keepNext w:val="0"/>
+        <w:keepLines w:val="0"/>
+        <w:widowControl/>
+        <w:suppressLineNumbers w:val="0"/>
+        <w:spacing w:line="360" w:lineRule="auto"/>
+        <w:jc w:val="both"/>
         <w:rPr>
           <w:rFonts w:hint="default" w:ascii="Times New Roman" w:hAnsi="Times New Roman" w:eastAsia="SimSun" w:cs="Times New Roman"/>
           <w:b/>
@@ -4984,18 +5100,63 @@
           <w:sz w:val="24"/>
           <w:szCs w:val="24"/>
         </w:rPr>
+      </w:pPr>
+      <w:r>
+        <w:rPr>
+          <w:rFonts w:hint="default" w:ascii="Times New Roman" w:hAnsi="Times New Roman" w:eastAsia="SimSun" w:cs="Times New Roman"/>
+          <w:b/>
+          <w:bCs/>
+          <w:sz w:val="24"/>
+          <w:szCs w:val="24"/>
+          <w:lang w:val="ru-RU"/>
+        </w:rPr>
+        <w:t>1</w:t>
+      </w:r>
+      <w:r>
+        <w:rPr>
+          <w:rFonts w:hint="default" w:ascii="Times New Roman" w:hAnsi="Times New Roman" w:eastAsia="SimSun" w:cs="Times New Roman"/>
+          <w:b/>
+          <w:bCs/>
+          <w:sz w:val="24"/>
+          <w:szCs w:val="24"/>
+        </w:rPr>
+        <w:t>.</w:t>
+      </w:r>
+      <w:r>
+        <w:rPr>
+          <w:rFonts w:hint="default" w:cs="Times New Roman"/>
+          <w:b/>
+          <w:bCs/>
+          <w:sz w:val="24"/>
+          <w:szCs w:val="24"/>
+          <w:lang w:val="ru-RU"/>
+        </w:rPr>
+        <w:t>3</w:t>
+      </w:r>
+      <w:r>
+        <w:rPr>
+          <w:rFonts w:hint="default" w:ascii="Times New Roman" w:hAnsi="Times New Roman" w:eastAsia="SimSun" w:cs="Times New Roman"/>
+          <w:b/>
+          <w:bCs/>
+          <w:sz w:val="24"/>
+          <w:szCs w:val="24"/>
+        </w:rPr>
         <w:t>. Общая характеристика разработанного решения</w:t>
       </w:r>
     </w:p>
     <w:p>
       <w:pPr>
-        <w:pStyle w:val="7"/>
-        <w:keepNext w:val="0"/>
-        <w:keepLines w:val="0"/>
-        <w:widowControl/>
-        <w:suppressLineNumbers w:val="0"/>
-        <w:spacing w:line="360" w:lineRule="auto"/>
-        <w:jc w:val="both"/>
+        <w:pStyle w:val="8"/>
+        <w:keepNext w:val="0"/>
+        <w:keepLines w:val="0"/>
+        <w:widowControl/>
+        <w:suppressLineNumbers w:val="0"/>
+        <w:spacing w:line="360" w:lineRule="auto"/>
+        <w:jc w:val="both"/>
+        <w:rPr>
+          <w:rFonts w:hint="default"/>
+          <w:lang w:val="ru-RU"/>
+        </w:rPr>
       </w:pPr>
       <w:r>
         <w:t>Разработанн</w:t>
@@ -5023,22 +5184,21 @@
         <w:t>о</w:t>
       </w:r>
       <w:r>
-        <w:t xml:space="preserve"> для полуавтоматической оцифровки письменных чеков, содержащих денежные значения и отдельные измеряемые показатели</w:t>
+        <w:t xml:space="preserve"> для полуавтоматической оцифровки письменных чеков</w:t>
       </w:r>
       <w:r>
         <w:rPr>
           <w:rFonts w:hint="default"/>
           <w:lang w:val="ru-RU"/>
         </w:rPr>
-        <w:t>(метрики)</w:t>
-      </w:r>
-      <w:r>
-        <w:t xml:space="preserve">. </w:t>
-      </w:r>
-    </w:p>
-    <w:p>
-      <w:pPr>
-        <w:pStyle w:val="7"/>
+        <w:t>.</w:t>
+      </w:r>
+      <w:bookmarkStart w:id="0" w:name="_GoBack"/>
+      <w:bookmarkEnd w:id="0"/>
+    </w:p>
+    <w:p>
+      <w:pPr>
+        <w:pStyle w:val="8"/>
         <w:keepNext w:val="0"/>
         <w:keepLines w:val="0"/>
         <w:widowControl/>
@@ -5095,7 +5255,7 @@
     </w:p>
     <w:p>
       <w:pPr>
-        <w:pStyle w:val="7"/>
+        <w:pStyle w:val="8"/>
         <w:keepNext w:val="0"/>
         <w:keepLines w:val="0"/>
         <w:widowControl/>
@@ -5180,7 +5340,7 @@
     </w:p>
     <w:p>
       <w:pPr>
-        <w:pStyle w:val="7"/>
+        <w:pStyle w:val="8"/>
         <w:keepNext w:val="0"/>
         <w:keepLines w:val="0"/>
         <w:widowControl/>
@@ -5236,7 +5396,7 @@
           <w:szCs w:val="24"/>
           <w:lang w:val="ru-RU"/>
         </w:rPr>
-        <w:t>3</w:t>
+        <w:t>4</w:t>
       </w:r>
       <w:r>
         <w:rPr>
@@ -5258,7 +5418,7 @@
     </w:p>
     <w:p>
       <w:pPr>
-        <w:pStyle w:val="7"/>
+        <w:pStyle w:val="8"/>
         <w:keepNext w:val="0"/>
         <w:keepLines w:val="0"/>
         <w:widowControl/>
@@ -5385,7 +5545,7 @@
     </w:p>
     <w:p>
       <w:pPr>
-        <w:pStyle w:val="7"/>
+        <w:pStyle w:val="8"/>
         <w:keepNext w:val="0"/>
         <w:keepLines w:val="0"/>
         <w:widowControl/>
@@ -5680,7 +5840,7 @@
     </w:p>
     <w:p>
       <w:pPr>
-        <w:pStyle w:val="7"/>
+        <w:pStyle w:val="8"/>
         <w:keepNext w:val="0"/>
         <w:keepLines w:val="0"/>
         <w:widowControl/>
@@ -5739,7 +5899,7 @@
     </w:p>
     <w:p>
       <w:pPr>
-        <w:pStyle w:val="7"/>
+        <w:pStyle w:val="8"/>
         <w:keepNext w:val="0"/>
         <w:keepLines w:val="0"/>
         <w:widowControl/>
@@ -5882,7 +6042,7 @@
     </w:p>
     <w:p>
       <w:pPr>
-        <w:pStyle w:val="7"/>
+        <w:pStyle w:val="8"/>
         <w:keepNext w:val="0"/>
         <w:keepLines w:val="0"/>
         <w:widowControl/>
@@ -5906,7 +6066,7 @@
     </w:p>
     <w:p>
       <w:pPr>
-        <w:pStyle w:val="7"/>
+        <w:pStyle w:val="8"/>
         <w:keepNext w:val="0"/>
         <w:keepLines w:val="0"/>
         <w:widowControl/>
@@ -5932,7 +6092,7 @@
     </w:p>
     <w:p>
       <w:pPr>
-        <w:pStyle w:val="7"/>
+        <w:pStyle w:val="8"/>
         <w:keepNext w:val="0"/>
         <w:keepLines w:val="0"/>
         <w:widowControl/>
@@ -5958,7 +6118,7 @@
     </w:p>
     <w:p>
       <w:pPr>
-        <w:pStyle w:val="7"/>
+        <w:pStyle w:val="8"/>
         <w:keepNext w:val="0"/>
         <w:keepLines w:val="0"/>
         <w:widowControl/>
@@ -6012,7 +6172,7 @@
     </w:p>
     <w:p>
       <w:pPr>
-        <w:pStyle w:val="7"/>
+        <w:pStyle w:val="8"/>
         <w:keepNext w:val="0"/>
         <w:keepLines w:val="0"/>
         <w:widowControl/>
@@ -6041,7 +6201,7 @@
     </w:p>
     <w:p>
       <w:pPr>
-        <w:pStyle w:val="7"/>
+        <w:pStyle w:val="8"/>
         <w:keepNext w:val="0"/>
         <w:keepLines w:val="0"/>
         <w:widowControl/>
@@ -6270,7 +6430,7 @@
     </w:p>
     <w:p>
       <w:pPr>
-        <w:pStyle w:val="7"/>
+        <w:pStyle w:val="8"/>
         <w:keepNext w:val="0"/>
         <w:keepLines w:val="0"/>
         <w:widowControl/>
@@ -6399,7 +6559,7 @@
     </w:p>
     <w:p>
       <w:pPr>
-        <w:pStyle w:val="7"/>
+        <w:pStyle w:val="8"/>
         <w:keepNext w:val="0"/>
         <w:keepLines w:val="0"/>
         <w:widowControl/>
@@ -6423,7 +6583,7 @@
       </w:r>
       <w:r>
         <w:rPr>
-          <w:rStyle w:val="8"/>
+          <w:rStyle w:val="7"/>
           <w:rFonts w:hint="default" w:ascii="Times New Roman" w:hAnsi="Times New Roman" w:cs="Times New Roman"/>
           <w:sz w:val="24"/>
           <w:szCs w:val="24"/>
@@ -6450,7 +6610,7 @@
     </w:p>
     <w:p>
       <w:pPr>
-        <w:pStyle w:val="7"/>
+        <w:pStyle w:val="8"/>
         <w:keepNext w:val="0"/>
         <w:keepLines w:val="0"/>
         <w:widowControl/>
@@ -6492,12 +6652,10 @@
         </w:rPr>
         <w:t>.</w:t>
       </w:r>
-      <w:bookmarkStart w:id="0" w:name="_GoBack"/>
-      <w:bookmarkEnd w:id="0"/>
-    </w:p>
-    <w:p>
-      <w:pPr>
-        <w:pStyle w:val="7"/>
+    </w:p>
+    <w:p>
+      <w:pPr>
+        <w:pStyle w:val="8"/>
         <w:keepNext w:val="0"/>
         <w:keepLines w:val="0"/>
         <w:widowControl/>
@@ -6560,7 +6718,7 @@
     </w:p>
     <w:p>
       <w:pPr>
-        <w:pStyle w:val="7"/>
+        <w:pStyle w:val="8"/>
         <w:keepNext w:val="0"/>
         <w:keepLines w:val="0"/>
         <w:widowControl/>
@@ -6642,7 +6800,7 @@
     </w:p>
     <w:p>
       <w:pPr>
-        <w:pStyle w:val="7"/>
+        <w:pStyle w:val="8"/>
         <w:keepNext w:val="0"/>
         <w:keepLines w:val="0"/>
         <w:widowControl/>
@@ -6665,7 +6823,7 @@
       </w:r>
       <w:r>
         <w:rPr>
-          <w:rStyle w:val="8"/>
+          <w:rStyle w:val="7"/>
           <w:rFonts w:hint="default" w:ascii="Times New Roman" w:hAnsi="Times New Roman" w:cs="Times New Roman"/>
           <w:sz w:val="24"/>
           <w:szCs w:val="24"/>
@@ -6709,7 +6867,7 @@
     </w:p>
     <w:p>
       <w:pPr>
-        <w:pStyle w:val="7"/>
+        <w:pStyle w:val="8"/>
         <w:keepNext w:val="0"/>
         <w:keepLines w:val="0"/>
         <w:widowControl/>
@@ -6862,7 +7020,7 @@
     </w:p>
     <w:p>
       <w:pPr>
-        <w:pStyle w:val="7"/>
+        <w:pStyle w:val="8"/>
         <w:keepNext w:val="0"/>
         <w:keepLines w:val="0"/>
         <w:widowControl/>
@@ -7138,7 +7296,7 @@
     </w:p>
     <w:p>
       <w:pPr>
-        <w:pStyle w:val="7"/>
+        <w:pStyle w:val="8"/>
         <w:keepNext w:val="0"/>
         <w:keepLines w:val="0"/>
         <w:widowControl/>
@@ -7161,7 +7319,7 @@
       </w:r>
       <w:r>
         <w:rPr>
-          <w:rStyle w:val="8"/>
+          <w:rStyle w:val="7"/>
           <w:rFonts w:hint="default" w:ascii="Times New Roman" w:hAnsi="Times New Roman" w:cs="Times New Roman"/>
           <w:sz w:val="24"/>
           <w:szCs w:val="24"/>
@@ -7196,7 +7354,7 @@
     </w:p>
     <w:p>
       <w:pPr>
-        <w:pStyle w:val="7"/>
+        <w:pStyle w:val="8"/>
         <w:keepNext w:val="0"/>
         <w:keepLines w:val="0"/>
         <w:widowControl/>
@@ -7377,7 +7535,7 @@
     </w:p>
     <w:p>
       <w:pPr>
-        <w:pStyle w:val="7"/>
+        <w:pStyle w:val="8"/>
         <w:keepNext w:val="0"/>
         <w:keepLines w:val="0"/>
         <w:widowControl/>
@@ -7477,7 +7635,7 @@
     </w:p>
     <w:p>
       <w:pPr>
-        <w:pStyle w:val="7"/>
+        <w:pStyle w:val="8"/>
         <w:keepNext w:val="0"/>
         <w:keepLines w:val="0"/>
         <w:widowControl/>
@@ -7517,7 +7675,7 @@
       </w:r>
       <w:r>
         <w:rPr>
-          <w:rStyle w:val="8"/>
+          <w:rStyle w:val="7"/>
           <w:rFonts w:hint="default" w:ascii="Times New Roman" w:hAnsi="Times New Roman" w:cs="Times New Roman"/>
           <w:sz w:val="24"/>
           <w:szCs w:val="24"/>
@@ -7552,7 +7710,7 @@
     </w:p>
     <w:p>
       <w:pPr>
-        <w:pStyle w:val="7"/>
+        <w:pStyle w:val="8"/>
         <w:keepNext w:val="0"/>
         <w:keepLines w:val="0"/>
         <w:widowControl/>
@@ -7744,7 +7902,7 @@
     </w:p>
     <w:p>
       <w:pPr>
-        <w:pStyle w:val="7"/>
+        <w:pStyle w:val="8"/>
         <w:keepNext w:val="0"/>
         <w:keepLines w:val="0"/>
         <w:widowControl/>
@@ -7872,7 +8030,7 @@
     </w:p>
     <w:p>
       <w:pPr>
-        <w:pStyle w:val="7"/>
+        <w:pStyle w:val="8"/>
         <w:keepNext w:val="0"/>
         <w:keepLines w:val="0"/>
         <w:widowControl/>
@@ -7895,7 +8053,7 @@
       </w:r>
       <w:r>
         <w:rPr>
-          <w:rStyle w:val="8"/>
+          <w:rStyle w:val="7"/>
           <w:rFonts w:hint="default" w:ascii="Times New Roman" w:hAnsi="Times New Roman" w:cs="Times New Roman"/>
           <w:sz w:val="24"/>
           <w:szCs w:val="24"/>
@@ -8081,7 +8239,7 @@
     </w:p>
     <w:p>
       <w:pPr>
-        <w:pStyle w:val="7"/>
+        <w:pStyle w:val="8"/>
         <w:keepNext w:val="0"/>
         <w:keepLines w:val="0"/>
         <w:widowControl/>
@@ -8139,7 +8297,7 @@
     </w:p>
     <w:p>
       <w:pPr>
-        <w:pStyle w:val="7"/>
+        <w:pStyle w:val="8"/>
         <w:keepNext w:val="0"/>
         <w:keepLines w:val="0"/>
         <w:widowControl/>
@@ -8180,7 +8338,7 @@
     </w:p>
     <w:p>
       <w:pPr>
-        <w:pStyle w:val="7"/>
+        <w:pStyle w:val="8"/>
         <w:keepNext w:val="0"/>
         <w:keepLines w:val="0"/>
         <w:widowControl/>
@@ -8204,7 +8362,7 @@
     </w:p>
     <w:p>
       <w:pPr>
-        <w:pStyle w:val="7"/>
+        <w:pStyle w:val="8"/>
         <w:keepNext w:val="0"/>
         <w:keepLines w:val="0"/>
         <w:widowControl/>
@@ -8219,7 +8377,7 @@
       </w:pPr>
       <w:r>
         <w:rPr>
-          <w:rStyle w:val="8"/>
+          <w:rStyle w:val="7"/>
           <w:rFonts w:hint="default" w:ascii="Times New Roman" w:hAnsi="Times New Roman" w:eastAsia="SimSun" w:cs="Times New Roman"/>
           <w:sz w:val="24"/>
           <w:szCs w:val="24"/>
@@ -8371,7 +8529,7 @@
       </w:r>
       <w:r>
         <w:rPr>
-          <w:rStyle w:val="8"/>
+          <w:rStyle w:val="7"/>
           <w:rFonts w:hint="default" w:ascii="Times New Roman" w:hAnsi="Times New Roman" w:cs="Times New Roman"/>
           <w:sz w:val="24"/>
           <w:szCs w:val="24"/>
@@ -8444,7 +8602,7 @@
       </w:r>
       <w:r>
         <w:rPr>
-          <w:rStyle w:val="8"/>
+          <w:rStyle w:val="7"/>
           <w:rFonts w:hint="default" w:ascii="Times New Roman" w:hAnsi="Times New Roman" w:cs="Times New Roman"/>
           <w:sz w:val="24"/>
           <w:szCs w:val="24"/>
@@ -8518,7 +8676,7 @@
       </w:r>
       <w:r>
         <w:rPr>
-          <w:rStyle w:val="8"/>
+          <w:rStyle w:val="7"/>
           <w:rFonts w:hint="default" w:ascii="Times New Roman" w:hAnsi="Times New Roman" w:cs="Times New Roman"/>
           <w:sz w:val="24"/>
           <w:szCs w:val="24"/>
@@ -8695,7 +8853,7 @@
       </w:r>
       <w:r>
         <w:rPr>
-          <w:rStyle w:val="8"/>
+          <w:rStyle w:val="7"/>
           <w:rFonts w:hint="default" w:ascii="Times New Roman" w:hAnsi="Times New Roman" w:cs="Times New Roman"/>
           <w:sz w:val="24"/>
           <w:szCs w:val="24"/>
@@ -8896,7 +9054,7 @@
       </w:r>
       <w:r>
         <w:rPr>
-          <w:rStyle w:val="8"/>
+          <w:rStyle w:val="7"/>
           <w:rFonts w:hint="default" w:ascii="Times New Roman" w:hAnsi="Times New Roman" w:cs="Times New Roman"/>
           <w:sz w:val="24"/>
           <w:szCs w:val="24"/>
@@ -8952,7 +9110,7 @@
       </w:r>
       <w:r>
         <w:rPr>
-          <w:rStyle w:val="8"/>
+          <w:rStyle w:val="7"/>
           <w:rFonts w:hint="default" w:ascii="Times New Roman" w:hAnsi="Times New Roman" w:cs="Times New Roman"/>
           <w:sz w:val="24"/>
           <w:szCs w:val="24"/>
@@ -9008,7 +9166,7 @@
       </w:r>
       <w:r>
         <w:rPr>
-          <w:rStyle w:val="8"/>
+          <w:rStyle w:val="7"/>
           <w:rFonts w:hint="default" w:ascii="Times New Roman" w:hAnsi="Times New Roman" w:cs="Times New Roman"/>
           <w:sz w:val="24"/>
           <w:szCs w:val="24"/>
@@ -9034,7 +9192,7 @@
     </w:p>
     <w:p>
       <w:pPr>
-        <w:pStyle w:val="7"/>
+        <w:pStyle w:val="8"/>
         <w:keepNext w:val="0"/>
         <w:keepLines w:val="0"/>
         <w:widowControl/>
@@ -9083,7 +9241,7 @@
     </w:p>
     <w:p>
       <w:pPr>
-        <w:pStyle w:val="7"/>
+        <w:pStyle w:val="8"/>
         <w:keepNext w:val="0"/>
         <w:keepLines w:val="0"/>
         <w:widowControl/>
@@ -9134,7 +9292,7 @@
     </w:p>
     <w:p>
       <w:pPr>
-        <w:pStyle w:val="7"/>
+        <w:pStyle w:val="8"/>
         <w:keepNext w:val="0"/>
         <w:keepLines w:val="0"/>
         <w:widowControl/>
@@ -9180,7 +9338,7 @@
     </w:p>
     <w:p>
       <w:pPr>
-        <w:pStyle w:val="7"/>
+        <w:pStyle w:val="8"/>
         <w:keepNext w:val="0"/>
         <w:keepLines w:val="0"/>
         <w:widowControl/>
@@ -9249,7 +9407,7 @@
     </w:p>
     <w:p>
       <w:pPr>
-        <w:pStyle w:val="7"/>
+        <w:pStyle w:val="8"/>
         <w:keepNext w:val="0"/>
         <w:keepLines w:val="0"/>
         <w:widowControl/>
@@ -9280,7 +9438,7 @@
     </w:p>
     <w:p>
       <w:pPr>
-        <w:pStyle w:val="7"/>
+        <w:pStyle w:val="8"/>
         <w:keepNext w:val="0"/>
         <w:keepLines w:val="0"/>
         <w:widowControl/>
@@ -9335,7 +9493,7 @@
     </w:p>
     <w:p>
       <w:pPr>
-        <w:pStyle w:val="7"/>
+        <w:pStyle w:val="8"/>
         <w:keepNext w:val="0"/>
         <w:keepLines w:val="0"/>
         <w:widowControl/>
@@ -9404,7 +9562,7 @@
     </w:p>
     <w:p>
       <w:pPr>
-        <w:pStyle w:val="7"/>
+        <w:pStyle w:val="8"/>
         <w:keepNext w:val="0"/>
         <w:keepLines w:val="0"/>
         <w:widowControl/>
@@ -9453,7 +9611,7 @@
     </w:p>
     <w:p>
       <w:pPr>
-        <w:pStyle w:val="7"/>
+        <w:pStyle w:val="8"/>
         <w:keepNext w:val="0"/>
         <w:keepLines w:val="0"/>
         <w:widowControl/>
@@ -9485,7 +9643,7 @@
     </w:p>
     <w:p>
       <w:pPr>
-        <w:pStyle w:val="7"/>
+        <w:pStyle w:val="8"/>
         <w:keepNext w:val="0"/>
         <w:keepLines w:val="0"/>
         <w:widowControl/>
@@ -9554,7 +9712,7 @@
     </w:p>
     <w:p>
       <w:pPr>
-        <w:pStyle w:val="7"/>
+        <w:pStyle w:val="8"/>
         <w:keepNext w:val="0"/>
         <w:keepLines w:val="0"/>
         <w:widowControl/>
@@ -9585,7 +9743,7 @@
     </w:p>
     <w:p>
       <w:pPr>
-        <w:pStyle w:val="7"/>
+        <w:pStyle w:val="8"/>
         <w:keepNext w:val="0"/>
         <w:keepLines w:val="0"/>
         <w:widowControl/>
@@ -9614,7 +9772,7 @@
     </w:p>
     <w:p>
       <w:pPr>
-        <w:pStyle w:val="7"/>
+        <w:pStyle w:val="8"/>
         <w:keepNext w:val="0"/>
         <w:keepLines w:val="0"/>
         <w:widowControl/>
@@ -9683,7 +9841,7 @@
     </w:p>
     <w:p>
       <w:pPr>
-        <w:pStyle w:val="7"/>
+        <w:pStyle w:val="8"/>
         <w:keepNext w:val="0"/>
         <w:keepLines w:val="0"/>
         <w:widowControl/>
@@ -9713,7 +9871,7 @@
     </w:p>
     <w:p>
       <w:pPr>
-        <w:pStyle w:val="7"/>
+        <w:pStyle w:val="8"/>
         <w:keepNext w:val="0"/>
         <w:keepLines w:val="0"/>
         <w:widowControl/>
@@ -9785,7 +9943,7 @@
     </w:p>
     <w:p>
       <w:pPr>
-        <w:pStyle w:val="7"/>
+        <w:pStyle w:val="8"/>
         <w:keepNext w:val="0"/>
         <w:keepLines w:val="0"/>
         <w:widowControl/>
@@ -9854,7 +10012,7 @@
     </w:p>
     <w:p>
       <w:pPr>
-        <w:pStyle w:val="7"/>
+        <w:pStyle w:val="8"/>
         <w:keepNext w:val="0"/>
         <w:keepLines w:val="0"/>
         <w:widowControl/>
@@ -9885,7 +10043,7 @@
     </w:p>
     <w:p>
       <w:pPr>
-        <w:pStyle w:val="7"/>
+        <w:pStyle w:val="8"/>
         <w:keepNext w:val="0"/>
         <w:keepLines w:val="0"/>
         <w:widowControl/>
@@ -9949,7 +10107,7 @@
     </w:p>
     <w:p>
       <w:pPr>
-        <w:pStyle w:val="7"/>
+        <w:pStyle w:val="8"/>
         <w:keepNext w:val="0"/>
         <w:keepLines w:val="0"/>
         <w:widowControl/>
@@ -10031,7 +10189,7 @@
     </w:p>
     <w:p>
       <w:pPr>
-        <w:pStyle w:val="7"/>
+        <w:pStyle w:val="8"/>
         <w:keepNext w:val="0"/>
         <w:keepLines w:val="0"/>
         <w:widowControl/>
@@ -10238,7 +10396,7 @@
     </w:p>
     <w:p>
       <w:pPr>
-        <w:pStyle w:val="7"/>
+        <w:pStyle w:val="8"/>
         <w:keepNext w:val="0"/>
         <w:keepLines w:val="0"/>
         <w:widowControl/>
@@ -10360,7 +10518,7 @@
     </w:p>
     <w:p>
       <w:pPr>
-        <w:pStyle w:val="7"/>
+        <w:pStyle w:val="8"/>
         <w:keepNext w:val="0"/>
         <w:keepLines w:val="0"/>
         <w:widowControl/>
@@ -10540,7 +10698,7 @@
     </w:p>
     <w:p>
       <w:pPr>
-        <w:pStyle w:val="7"/>
+        <w:pStyle w:val="8"/>
         <w:keepNext w:val="0"/>
         <w:keepLines w:val="0"/>
         <w:widowControl/>
@@ -10594,7 +10752,7 @@
     </w:p>
     <w:p>
       <w:pPr>
-        <w:pStyle w:val="7"/>
+        <w:pStyle w:val="8"/>
         <w:keepNext w:val="0"/>
         <w:keepLines w:val="0"/>
         <w:widowControl/>
@@ -10622,7 +10780,7 @@
     </w:p>
     <w:p>
       <w:pPr>
-        <w:pStyle w:val="7"/>
+        <w:pStyle w:val="8"/>
         <w:keepNext w:val="0"/>
         <w:keepLines w:val="0"/>
         <w:widowControl/>
@@ -10648,7 +10806,7 @@
     </w:p>
     <w:p>
       <w:pPr>
-        <w:pStyle w:val="7"/>
+        <w:pStyle w:val="8"/>
         <w:keepNext w:val="0"/>
         <w:keepLines w:val="0"/>
         <w:widowControl/>
@@ -10734,7 +10892,7 @@
     </w:p>
     <w:p>
       <w:pPr>
-        <w:pStyle w:val="7"/>
+        <w:pStyle w:val="8"/>
         <w:keepNext w:val="0"/>
         <w:keepLines w:val="0"/>
         <w:widowControl/>
@@ -10873,7 +11031,7 @@
     </w:p>
     <w:p>
       <w:pPr>
-        <w:pStyle w:val="7"/>
+        <w:pStyle w:val="8"/>
         <w:keepNext w:val="0"/>
         <w:keepLines w:val="0"/>
         <w:widowControl/>
@@ -10949,7 +11107,7 @@
     </w:p>
     <w:p>
       <w:pPr>
-        <w:pStyle w:val="7"/>
+        <w:pStyle w:val="8"/>
         <w:keepNext w:val="0"/>
         <w:keepLines w:val="0"/>
         <w:widowControl/>
@@ -11021,7 +11179,7 @@
     </w:p>
     <w:p>
       <w:pPr>
-        <w:pStyle w:val="7"/>
+        <w:pStyle w:val="8"/>
         <w:keepNext w:val="0"/>
         <w:keepLines w:val="0"/>
         <w:widowControl/>
@@ -11067,7 +11225,7 @@
     </w:p>
     <w:p>
       <w:pPr>
-        <w:pStyle w:val="7"/>
+        <w:pStyle w:val="8"/>
         <w:keepNext w:val="0"/>
         <w:keepLines w:val="0"/>
         <w:widowControl/>
@@ -11108,7 +11266,7 @@
     </w:p>
     <w:p>
       <w:pPr>
-        <w:pStyle w:val="7"/>
+        <w:pStyle w:val="8"/>
         <w:keepNext w:val="0"/>
         <w:keepLines w:val="0"/>
         <w:widowControl/>
@@ -11221,7 +11379,7 @@
     </w:p>
     <w:p>
       <w:pPr>
-        <w:pStyle w:val="7"/>
+        <w:pStyle w:val="8"/>
         <w:keepNext w:val="0"/>
         <w:keepLines w:val="0"/>
         <w:widowControl/>
@@ -11270,7 +11428,7 @@
     </w:p>
     <w:p>
       <w:pPr>
-        <w:pStyle w:val="7"/>
+        <w:pStyle w:val="8"/>
         <w:keepNext w:val="0"/>
         <w:keepLines w:val="0"/>
         <w:widowControl/>
@@ -11329,7 +11487,7 @@
     </w:p>
     <w:p>
       <w:pPr>
-        <w:pStyle w:val="7"/>
+        <w:pStyle w:val="8"/>
         <w:keepNext w:val="0"/>
         <w:keepLines w:val="0"/>
         <w:widowControl/>
@@ -11413,7 +11571,7 @@
     </w:p>
     <w:p>
       <w:pPr>
-        <w:pStyle w:val="7"/>
+        <w:pStyle w:val="8"/>
         <w:keepNext w:val="0"/>
         <w:keepLines w:val="0"/>
         <w:widowControl/>
@@ -11463,7 +11621,7 @@
     </w:p>
     <w:p>
       <w:pPr>
-        <w:pStyle w:val="7"/>
+        <w:pStyle w:val="8"/>
         <w:keepNext w:val="0"/>
         <w:keepLines w:val="0"/>
         <w:widowControl/>
@@ -11486,7 +11644,7 @@
     </w:p>
     <w:p>
       <w:pPr>
-        <w:pStyle w:val="7"/>
+        <w:pStyle w:val="8"/>
         <w:keepNext w:val="0"/>
         <w:keepLines w:val="0"/>
         <w:widowControl/>
@@ -11542,7 +11700,7 @@
     </w:p>
     <w:p>
       <w:pPr>
-        <w:pStyle w:val="7"/>
+        <w:pStyle w:val="8"/>
         <w:keepNext w:val="0"/>
         <w:keepLines w:val="0"/>
         <w:widowControl/>
@@ -11556,7 +11714,7 @@
     </w:p>
     <w:p>
       <w:pPr>
-        <w:pStyle w:val="7"/>
+        <w:pStyle w:val="8"/>
         <w:keepNext w:val="0"/>
         <w:keepLines w:val="0"/>
         <w:widowControl/>
@@ -11925,7 +12083,6 @@
             <w:insideH w:val="single" w:color="auto" w:sz="4" w:space="0"/>
             <w:insideV w:val="single" w:color="auto" w:sz="4" w:space="0"/>
           </w:tblBorders>
-          <w:shd w:val="clear" w:color="auto" w:fill="auto"/>
           <w:tblCellMar>
             <w:top w:w="15" w:type="dxa"/>
             <w:left w:w="15" w:type="dxa"/>
@@ -12056,7 +12213,7 @@
     </w:tbl>
     <w:p>
       <w:pPr>
-        <w:pStyle w:val="7"/>
+        <w:pStyle w:val="8"/>
         <w:keepNext w:val="0"/>
         <w:keepLines w:val="0"/>
         <w:widowControl/>
@@ -12078,7 +12235,7 @@
     </w:p>
     <w:p>
       <w:pPr>
-        <w:pStyle w:val="7"/>
+        <w:pStyle w:val="8"/>
         <w:keepNext w:val="0"/>
         <w:keepLines w:val="0"/>
         <w:widowControl/>
@@ -12128,7 +12285,7 @@
     </w:p>
     <w:p>
       <w:pPr>
-        <w:pStyle w:val="7"/>
+        <w:pStyle w:val="8"/>
         <w:keepNext w:val="0"/>
         <w:keepLines w:val="0"/>
         <w:widowControl/>
@@ -12176,7 +12333,7 @@
     </w:p>
     <w:p>
       <w:pPr>
-        <w:pStyle w:val="7"/>
+        <w:pStyle w:val="8"/>
         <w:keepNext w:val="0"/>
         <w:keepLines w:val="0"/>
         <w:widowControl/>
@@ -12207,7 +12364,7 @@
     </w:p>
     <w:p>
       <w:pPr>
-        <w:pStyle w:val="7"/>
+        <w:pStyle w:val="8"/>
         <w:keepNext w:val="0"/>
         <w:keepLines w:val="0"/>
         <w:widowControl/>
@@ -12340,7 +12497,233 @@
     </w:p>
     <w:p>
       <w:pPr>
-        <w:pStyle w:val="7"/>
+        <w:pStyle w:val="8"/>
+        <w:keepNext w:val="0"/>
+        <w:keepLines w:val="0"/>
+        <w:widowControl/>
+        <w:suppressLineNumbers w:val="0"/>
+        <w:spacing w:line="360" w:lineRule="auto"/>
+        <w:jc w:val="both"/>
+        <w:rPr>
+          <w:rFonts w:hint="default" w:ascii="Times New Roman" w:hAnsi="Times New Roman" w:cs="Times New Roman"/>
+          <w:b/>
+          <w:bCs/>
+          <w:lang w:val="ru-RU"/>
+        </w:rPr>
+      </w:pPr>
+      <w:r>
+        <w:rPr>
+          <w:rFonts w:hint="default" w:ascii="Times New Roman" w:hAnsi="Times New Roman" w:eastAsia="SimSun" w:cs="Times New Roman"/>
+          <w:b/>
+          <w:bCs/>
+          <w:sz w:val="24"/>
+          <w:szCs w:val="24"/>
+        </w:rPr>
+        <w:t>3.</w:t>
+      </w:r>
+      <w:r>
+        <w:rPr>
+          <w:rFonts w:hint="default" w:cs="Times New Roman"/>
+          <w:b/>
+          <w:bCs/>
+          <w:sz w:val="24"/>
+          <w:szCs w:val="24"/>
+          <w:lang w:val="ru-RU"/>
+        </w:rPr>
+        <w:t>5</w:t>
+      </w:r>
+      <w:r>
+        <w:rPr>
+          <w:rFonts w:hint="default" w:ascii="Times New Roman" w:hAnsi="Times New Roman" w:eastAsia="SimSun" w:cs="Times New Roman"/>
+          <w:b/>
+          <w:bCs/>
+          <w:sz w:val="24"/>
+          <w:szCs w:val="24"/>
+        </w:rPr>
+        <w:t>.</w:t>
+      </w:r>
+      <w:r>
+        <w:rPr>
+          <w:rFonts w:hint="default" w:cs="Times New Roman"/>
+          <w:b/>
+          <w:bCs/>
+          <w:sz w:val="24"/>
+          <w:szCs w:val="24"/>
+          <w:lang w:val="ru-RU"/>
+        </w:rPr>
+        <w:t xml:space="preserve"> Проверка</w:t>
+      </w:r>
+      <w:r>
+        <w:rPr>
+          <w:rFonts w:hint="default" w:ascii="Times New Roman" w:hAnsi="Times New Roman" w:eastAsia="SimSun" w:cs="Times New Roman"/>
+          <w:b/>
+          <w:bCs/>
+          <w:sz w:val="24"/>
+          <w:szCs w:val="24"/>
+        </w:rPr>
+        <w:t xml:space="preserve"> </w:t>
+      </w:r>
+      <w:r>
+        <w:rPr>
+          <w:rFonts w:hint="default" w:cs="Times New Roman"/>
+          <w:b/>
+          <w:bCs/>
+          <w:sz w:val="24"/>
+          <w:szCs w:val="24"/>
+          <w:lang w:val="ru-RU"/>
+        </w:rPr>
+        <w:t>оцифровки текстовых сообщений</w:t>
+      </w:r>
+    </w:p>
+    <w:p>
+      <w:pPr>
+        <w:pStyle w:val="8"/>
+        <w:keepNext w:val="0"/>
+        <w:keepLines w:val="0"/>
+        <w:widowControl/>
+        <w:suppressLineNumbers w:val="0"/>
+        <w:spacing w:line="360" w:lineRule="auto"/>
+        <w:jc w:val="both"/>
+        <w:rPr>
+          <w:rFonts w:hint="default"/>
+          <w:lang w:val="ru-RU"/>
+        </w:rPr>
+      </w:pPr>
+      <w:r>
+        <w:rPr>
+          <w:lang w:val="ru-RU"/>
+        </w:rPr>
+        <w:t>В</w:t>
+      </w:r>
+      <w:r>
+        <w:rPr>
+          <w:rFonts w:hint="default"/>
+          <w:lang w:val="ru-RU"/>
+        </w:rPr>
+        <w:t xml:space="preserve"> задаче оцифровки юридических документов является необходимым учитывать возможность оцифровки текстовых сообщений.  В одном из шаблонов</w:t>
+      </w:r>
+      <w:r>
+        <w:rPr>
+          <w:rFonts w:hint="default"/>
+          <w:lang w:val="en-US"/>
+        </w:rPr>
+        <w:t xml:space="preserve"> </w:t>
+      </w:r>
+      <w:r>
+        <w:rPr>
+          <w:rFonts w:hint="default"/>
+          <w:lang w:val="ru-RU"/>
+        </w:rPr>
+        <w:t>рассмотрена передача буквенных выражений (Периода)(Рис. 7).</w:t>
+      </w:r>
+    </w:p>
+    <w:p>
+      <w:pPr>
+        <w:pStyle w:val="8"/>
+        <w:keepNext w:val="0"/>
+        <w:keepLines w:val="0"/>
+        <w:widowControl/>
+        <w:suppressLineNumbers w:val="0"/>
+        <w:spacing w:line="360" w:lineRule="auto"/>
+        <w:jc w:val="center"/>
+      </w:pPr>
+      <w:r>
+        <w:drawing>
+          <wp:inline distT="0" distB="0" distL="114300" distR="114300">
+            <wp:extent cx="6333490" cy="2180590"/>
+            <wp:effectExtent l="0" t="0" r="10160" b="10160"/>
+            <wp:docPr id="9" name="Изображение 1"/>
+            <wp:cNvGraphicFramePr>
+              <a:graphicFrameLocks xmlns:a="http://schemas.openxmlformats.org/drawingml/2006/main" noChangeAspect="1"/>
+            </wp:cNvGraphicFramePr>
+            <a:graphic xmlns:a="http://schemas.openxmlformats.org/drawingml/2006/main">
+              <a:graphicData uri="http://schemas.openxmlformats.org/drawingml/2006/picture">
+                <pic:pic xmlns:pic="http://schemas.openxmlformats.org/drawingml/2006/picture">
+                  <pic:nvPicPr>
+                    <pic:cNvPr id="9" name="Изображение 1"/>
+                    <pic:cNvPicPr>
+                      <a:picLocks noChangeAspect="1"/>
+                    </pic:cNvPicPr>
+                  </pic:nvPicPr>
+                  <pic:blipFill>
+                    <a:blip r:embed="rId14"/>
+                    <a:stretch>
+                      <a:fillRect/>
+                    </a:stretch>
+                  </pic:blipFill>
+                  <pic:spPr>
+                    <a:xfrm>
+                      <a:off x="0" y="0"/>
+                      <a:ext cx="6333490" cy="2180590"/>
+                    </a:xfrm>
+                    <a:prstGeom prst="rect">
+                      <a:avLst/>
+                    </a:prstGeom>
+                    <a:noFill/>
+                    <a:ln>
+                      <a:noFill/>
+                    </a:ln>
+                  </pic:spPr>
+                </pic:pic>
+              </a:graphicData>
+            </a:graphic>
+          </wp:inline>
+        </w:drawing>
+      </w:r>
+    </w:p>
+    <w:p>
+      <w:pPr>
+        <w:pStyle w:val="8"/>
+        <w:keepNext w:val="0"/>
+        <w:keepLines w:val="0"/>
+        <w:widowControl/>
+        <w:suppressLineNumbers w:val="0"/>
+        <w:spacing w:line="360" w:lineRule="auto"/>
+        <w:jc w:val="center"/>
+        <w:rPr>
+          <w:rFonts w:hint="default"/>
+          <w:lang w:val="ru-RU"/>
+        </w:rPr>
+      </w:pPr>
+      <w:r>
+        <w:rPr>
+          <w:lang w:val="ru-RU"/>
+        </w:rPr>
+        <w:t>Рис</w:t>
+      </w:r>
+      <w:r>
+        <w:rPr>
+          <w:rFonts w:hint="default"/>
+          <w:lang w:val="ru-RU"/>
+        </w:rPr>
+        <w:t>. 7 Передача текстовых сообщений.</w:t>
+      </w:r>
+    </w:p>
+    <w:p>
+      <w:pPr>
+        <w:pStyle w:val="8"/>
+        <w:keepNext w:val="0"/>
+        <w:keepLines w:val="0"/>
+        <w:widowControl/>
+        <w:suppressLineNumbers w:val="0"/>
+        <w:spacing w:line="360" w:lineRule="auto"/>
+        <w:jc w:val="both"/>
+        <w:rPr>
+          <w:rFonts w:hint="default"/>
+          <w:lang w:val="ru-RU"/>
+        </w:rPr>
+      </w:pPr>
+      <w:r>
+        <w:rPr>
+          <w:rFonts w:hint="default"/>
+          <w:lang w:val="ru-RU"/>
+        </w:rPr>
+        <w:t>Таким образом реализована передача текстовых сообщений.</w:t>
+      </w:r>
+    </w:p>
+    <w:p>
+      <w:pPr>
+        <w:pStyle w:val="8"/>
         <w:keepNext w:val="0"/>
         <w:keepLines w:val="0"/>
         <w:widowControl/>
@@ -12367,7 +12750,7 @@
     </w:p>
     <w:p>
       <w:pPr>
-        <w:pStyle w:val="7"/>
+        <w:pStyle w:val="8"/>
         <w:keepNext w:val="0"/>
         <w:keepLines w:val="0"/>
         <w:widowControl/>
@@ -12404,7 +12787,7 @@
     </w:p>
     <w:p>
       <w:pPr>
-        <w:pStyle w:val="7"/>
+        <w:pStyle w:val="8"/>
         <w:keepNext w:val="0"/>
         <w:keepLines w:val="0"/>
         <w:widowControl/>
@@ -12429,7 +12812,7 @@
     </w:p>
     <w:p>
       <w:pPr>
-        <w:pStyle w:val="7"/>
+        <w:pStyle w:val="8"/>
         <w:keepNext w:val="0"/>
         <w:keepLines w:val="0"/>
         <w:widowControl/>
@@ -12453,7 +12836,7 @@
     </w:p>
     <w:p>
       <w:pPr>
-        <w:pStyle w:val="7"/>
+        <w:pStyle w:val="8"/>
         <w:keepNext w:val="0"/>
         <w:keepLines w:val="0"/>
         <w:widowControl/>
@@ -12483,7 +12866,7 @@
     </w:p>
     <w:p>
       <w:pPr>
-        <w:pStyle w:val="7"/>
+        <w:pStyle w:val="8"/>
         <w:keepNext w:val="0"/>
         <w:keepLines w:val="0"/>
         <w:widowControl/>
@@ -12497,7 +12880,7 @@
     </w:p>
     <w:p>
       <w:pPr>
-        <w:pStyle w:val="7"/>
+        <w:pStyle w:val="8"/>
         <w:keepNext w:val="0"/>
         <w:keepLines w:val="0"/>
         <w:widowControl/>
@@ -12522,7 +12905,7 @@
     </w:p>
     <w:p>
       <w:pPr>
-        <w:pStyle w:val="7"/>
+        <w:pStyle w:val="8"/>
         <w:keepNext w:val="0"/>
         <w:keepLines w:val="0"/>
         <w:widowControl/>
@@ -12553,7 +12936,7 @@
     </w:p>
     <w:p>
       <w:pPr>
-        <w:pStyle w:val="7"/>
+        <w:pStyle w:val="8"/>
         <w:keepNext w:val="0"/>
         <w:keepLines w:val="0"/>
         <w:widowControl/>
@@ -12567,7 +12950,7 @@
     </w:p>
     <w:p>
       <w:pPr>
-        <w:pStyle w:val="7"/>
+        <w:pStyle w:val="8"/>
         <w:keepNext w:val="0"/>
         <w:keepLines w:val="0"/>
         <w:widowControl/>
@@ -12603,7 +12986,7 @@
     </w:p>
     <w:p>
       <w:pPr>
-        <w:pStyle w:val="7"/>
+        <w:pStyle w:val="8"/>
         <w:keepNext w:val="0"/>
         <w:keepLines w:val="0"/>
         <w:widowControl/>
@@ -12620,7 +13003,7 @@
     </w:p>
     <w:p>
       <w:pPr>
-        <w:pStyle w:val="7"/>
+        <w:pStyle w:val="8"/>
         <w:keepNext w:val="0"/>
         <w:keepLines w:val="0"/>
         <w:widowControl/>
@@ -12637,7 +13020,7 @@
     </w:p>
     <w:p>
       <w:pPr>
-        <w:pStyle w:val="7"/>
+        <w:pStyle w:val="8"/>
         <w:keepNext w:val="0"/>
         <w:keepLines w:val="0"/>
         <w:widowControl/>
@@ -12654,7 +13037,7 @@
     </w:p>
     <w:p>
       <w:pPr>
-        <w:pStyle w:val="7"/>
+        <w:pStyle w:val="8"/>
         <w:keepNext w:val="0"/>
         <w:keepLines w:val="0"/>
         <w:widowControl/>
@@ -12671,7 +13054,7 @@
     </w:p>
     <w:p>
       <w:pPr>
-        <w:pStyle w:val="7"/>
+        <w:pStyle w:val="8"/>
         <w:keepNext w:val="0"/>
         <w:keepLines w:val="0"/>
         <w:widowControl/>
@@ -13652,23 +14035,23 @@
     </w:p>
     <w:p>
       <w:pPr>
-        <w:pStyle w:val="7"/>
-        <w:keepNext w:val="0"/>
-        <w:keepLines w:val="0"/>
-        <w:widowControl/>
-        <w:suppressLineNumbers w:val="0"/>
-        <w:spacing w:line="360" w:lineRule="auto"/>
-        <w:jc w:val="both"/>
-        <w:rPr>
-          <w:rFonts w:hint="default" w:ascii="Times New Roman" w:hAnsi="Times New Roman" w:cs="Times New Roman"/>
-          <w:sz w:val="24"/>
-          <w:szCs w:val="24"/>
-        </w:rPr>
-      </w:pPr>
-    </w:p>
-    <w:p>
-      <w:pPr>
-        <w:pStyle w:val="7"/>
+        <w:pStyle w:val="8"/>
+        <w:keepNext w:val="0"/>
+        <w:keepLines w:val="0"/>
+        <w:widowControl/>
+        <w:suppressLineNumbers w:val="0"/>
+        <w:spacing w:line="360" w:lineRule="auto"/>
+        <w:jc w:val="both"/>
+        <w:rPr>
+          <w:rFonts w:hint="default" w:ascii="Times New Roman" w:hAnsi="Times New Roman" w:cs="Times New Roman"/>
+          <w:sz w:val="24"/>
+          <w:szCs w:val="24"/>
+        </w:rPr>
+      </w:pPr>
+    </w:p>
+    <w:p>
+      <w:pPr>
+        <w:pStyle w:val="8"/>
         <w:keepNext w:val="0"/>
         <w:keepLines w:val="0"/>
         <w:widowControl/>
@@ -15088,104 +15471,6 @@
     <w:lsdException w:unhideWhenUsed="0" w:uiPriority="0" w:semiHidden="0" w:name="Balloon Text"/>
     <w:lsdException w:unhideWhenUsed="0" w:uiPriority="0" w:semiHidden="0" w:name="Table Grid"/>
     <w:lsdException w:unhideWhenUsed="0" w:uiPriority="0" w:semiHidden="0" w:name="Table Theme"/>
-    <w:lsdException w:unhideWhenUsed="0" w:uiPriority="60" w:semiHidden="0" w:name="Light Shading"/>
-    <w:lsdException w:unhideWhenUsed="0" w:uiPriority="61" w:semiHidden="0" w:name="Light List"/>
-    <w:lsdException w:unhideWhenUsed="0" w:uiPriority="62" w:semiHidden="0" w:name="Light Grid"/>
-    <w:lsdException w:unhideWhenUsed="0" w:uiPriority="63" w:semiHidden="0" w:name="Medium Shading 1"/>
-    <w:lsdException w:unhideWhenUsed="0" w:uiPriority="64" w:semiHidden="0" w:name="Medium Shading 2"/>
-    <w:lsdException w:unhideWhenUsed="0" w:uiPriority="65" w:semiHidden="0" w:name="Medium List 1"/>
-    <w:lsdException w:unhideWhenUsed="0" w:uiPriority="66" w:semiHidden="0" w:name="Medium List 2"/>
-    <w:lsdException w:unhideWhenUsed="0" w:uiPriority="67" w:semiHidden="0" w:name="Medium Grid 1"/>
-    <w:lsdException w:unhideWhenUsed="0" w:uiPriority="68" w:semiHidden="0" w:name="Medium Grid 2"/>
-    <w:lsdException w:unhideWhenUsed="0" w:uiPriority="69" w:semiHidden="0" w:name="Medium Grid 3"/>
-    <w:lsdException w:unhideWhenUsed="0" w:uiPriority="70" w:semiHidden="0" w:name="Dark List"/>
-    <w:lsdException w:unhideWhenUsed="0" w:uiPriority="71" w:semiHidden="0" w:name="Colorful Shading"/>
-    <w:lsdException w:unhideWhenUsed="0" w:uiPriority="72" w:semiHidden="0" w:name="Colorful List"/>
-    <w:lsdException w:unhideWhenUsed="0" w:uiPriority="73" w:semiHidden="0" w:name="Colorful Grid"/>
-    <w:lsdException w:unhideWhenUsed="0" w:uiPriority="60" w:semiHidden="0" w:name="Light Shading Accent 1"/>
-    <w:lsdException w:unhideWhenUsed="0" w:uiPriority="61" w:semiHidden="0" w:name="Light List Accent 1"/>
-    <w:lsdException w:unhideWhenUsed="0" w:uiPriority="62" w:semiHidden="0" w:name="Light Grid Accent 1"/>
-    <w:lsdException w:unhideWhenUsed="0" w:uiPriority="63" w:semiHidden="0" w:name="Medium Shading 1 Accent 1"/>
-    <w:lsdException w:unhideWhenUsed="0" w:uiPriority="64" w:semiHidden="0" w:name="Medium Shading 2 Accent 1"/>
-    <w:lsdException w:unhideWhenUsed="0" w:uiPriority="65" w:semiHidden="0" w:name="Medium List 1 Accent 1"/>
-    <w:lsdException w:unhideWhenUsed="0" w:uiPriority="66" w:semiHidden="0" w:name="Medium List 2 Accent 1"/>
-    <w:lsdException w:unhideWhenUsed="0" w:uiPriority="67" w:semiHidden="0" w:name="Medium Grid 1 Accent 1"/>
-    <w:lsdException w:unhideWhenUsed="0" w:uiPriority="68" w:semiHidden="0" w:name="Medium Grid 2 Accent 1"/>
-    <w:lsdException w:unhideWhenUsed="0" w:uiPriority="69" w:semiHidden="0" w:name="Medium Grid 3 Accent 1"/>
-    <w:lsdException w:unhideWhenUsed="0" w:uiPriority="70" w:semiHidden="0" w:name="Dark List Accent 1"/>
-    <w:lsdException w:unhideWhenUsed="0" w:uiPriority="71" w:semiHidden="0" w:name="Colorful Shading Accent 1"/>
-    <w:lsdException w:unhideWhenUsed="0" w:uiPriority="72" w:semiHidden="0" w:name="Colorful List Accent 1"/>
-    <w:lsdException w:unhideWhenUsed="0" w:uiPriority="73" w:semiHidden="0" w:name="Colorful Grid Accent 1"/>
-    <w:lsdException w:unhideWhenUsed="0" w:uiPriority="60" w:semiHidden="0" w:name="Light Shading Accent 2"/>
-    <w:lsdException w:unhideWhenUsed="0" w:uiPriority="61" w:semiHidden="0" w:name="Light List Accent 2"/>
-    <w:lsdException w:unhideWhenUsed="0" w:uiPriority="62" w:semiHidden="0" w:name="Light Grid Accent 2"/>
-    <w:lsdException w:unhideWhenUsed="0" w:uiPriority="63" w:semiHidden="0" w:name="Medium Shading 1 Accent 2"/>
-    <w:lsdException w:unhideWhenUsed="0" w:uiPriority="64" w:semiHidden="0" w:name="Medium Shading 2 Accent 2"/>
-    <w:lsdException w:unhideWhenUsed="0" w:uiPriority="65" w:semiHidden="0" w:name="Medium List 1 Accent 2"/>
-    <w:lsdException w:unhideWhenUsed="0" w:uiPriority="66" w:semiHidden="0" w:name="Medium List 2 Accent 2"/>
-    <w:lsdException w:unhideWhenUsed="0" w:uiPriority="67" w:semiHidden="0" w:name="Medium Grid 1 Accent 2"/>
-    <w:lsdException w:unhideWhenUsed="0" w:uiPriority="68" w:semiHidden="0" w:name="Medium Grid 2 Accent 2"/>
-    <w:lsdException w:unhideWhenUsed="0" w:uiPriority="69" w:semiHidden="0" w:name="Medium Grid 3 Accent 2"/>
-    <w:lsdException w:unhideWhenUsed="0" w:uiPriority="70" w:semiHidden="0" w:name="Dark List Accent 2"/>
-    <w:lsdException w:unhideWhenUsed="0" w:uiPriority="71" w:semiHidden="0" w:name="Colorful Shading Accent 2"/>
-    <w:lsdException w:unhideWhenUsed="0" w:uiPriority="72" w:semiHidden="0" w:name="Colorful List Accent 2"/>
-    <w:lsdException w:unhideWhenUsed="0" w:uiPriority="73" w:semiHidden="0" w:name="Colorful Grid Accent 2"/>
-    <w:lsdException w:unhideWhenUsed="0" w:uiPriority="60" w:semiHidden="0" w:name="Light Shading Accent 3"/>
-    <w:lsdException w:unhideWhenUsed="0" w:uiPriority="61" w:semiHidden="0" w:name="Light List Accent 3"/>
-    <w:lsdException w:unhideWhenUsed="0" w:uiPriority="62" w:semiHidden="0" w:name="Light Grid Accent 3"/>
-    <w:lsdException w:unhideWhenUsed="0" w:uiPriority="63" w:semiHidden="0" w:name="Medium Shading 1 Accent 3"/>
-    <w:lsdException w:unhideWhenUsed="0" w:uiPriority="64" w:semiHidden="0" w:name="Medium Shading 2 Accent 3"/>
-    <w:lsdException w:unhideWhenUsed="0" w:uiPriority="65" w:semiHidden="0" w:name="Medium List 1 Accent 3"/>
-    <w:lsdException w:unhideWhenUsed="0" w:uiPriority="66" w:semiHidden="0" w:name="Medium List 2 Accent 3"/>
-    <w:lsdException w:unhideWhenUsed="0" w:uiPriority="67" w:semiHidden="0" w:name="Medium Grid 1 Accent 3"/>
-    <w:lsdException w:unhideWhenUsed="0" w:uiPriority="68" w:semiHidden="0" w:name="Medium Grid 2 Accent 3"/>
-    <w:lsdException w:unhideWhenUsed="0" w:uiPriority="69" w:semiHidden="0" w:name="Medium Grid 3 Accent 3"/>
-    <w:lsdException w:unhideWhenUsed="0" w:uiPriority="70" w:semiHidden="0" w:name="Dark List Accent 3"/>
-    <w:lsdException w:unhideWhenUsed="0" w:uiPriority="71" w:semiHidden="0" w:name="Colorful Shading Accent 3"/>
-    <w:lsdException w:unhideWhenUsed="0" w:uiPriority="72" w:semiHidden="0" w:name="Colorful List Accent 3"/>
-    <w:lsdException w:unhideWhenUsed="0" w:uiPriority="73" w:semiHidden="0" w:name="Colorful Grid Accent 3"/>
-    <w:lsdException w:unhideWhenUsed="0" w:uiPriority="60" w:semiHidden="0" w:name="Light Shading Accent 4"/>
-    <w:lsdException w:unhideWhenUsed="0" w:uiPriority="61" w:semiHidden="0" w:name="Light List Accent 4"/>
-    <w:lsdException w:unhideWhenUsed="0" w:uiPriority="62" w:semiHidden="0" w:name="Light Grid Accent 4"/>
-    <w:lsdException w:unhideWhenUsed="0" w:uiPriority="63" w:semiHidden="0" w:name="Medium Shading 1 Accent 4"/>
-    <w:lsdException w:unhideWhenUsed="0" w:uiPriority="64" w:semiHidden="0" w:name="Medium Shading 2 Accent 4"/>
-    <w:lsdException w:unhideWhenUsed="0" w:uiPriority="65" w:semiHidden="0" w:name="Medium List 1 Accent 4"/>
-    <w:lsdException w:unhideWhenUsed="0" w:uiPriority="66" w:semiHidden="0" w:name="Medium List 2 Accent 4"/>
-    <w:lsdException w:unhideWhenUsed="0" w:uiPriority="67" w:semiHidden="0" w:name="Medium Grid 1 Accent 4"/>
-    <w:lsdException w:unhideWhenUsed="0" w:uiPriority="68" w:semiHidden="0" w:name="Medium Grid 2 Accent 4"/>
-    <w:lsdException w:unhideWhenUsed="0" w:uiPriority="69" w:semiHidden="0" w:name="Medium Grid 3 Accent 4"/>
-    <w:lsdException w:unhideWhenUsed="0" w:uiPriority="70" w:semiHidden="0" w:name="Dark List Accent 4"/>
-    <w:lsdException w:unhideWhenUsed="0" w:uiPriority="71" w:semiHidden="0" w:name="Colorful Shading Accent 4"/>
-    <w:lsdException w:unhideWhenUsed="0" w:uiPriority="72" w:semiHidden="0" w:name="Colorful List Accent 4"/>
-    <w:lsdException w:unhideWhenUsed="0" w:uiPriority="73" w:semiHidden="0" w:name="Colorful Grid Accent 4"/>
-    <w:lsdException w:unhideWhenUsed="0" w:uiPriority="60" w:semiHidden="0" w:name="Light Shading Accent 5"/>
-    <w:lsdException w:unhideWhenUsed="0" w:uiPriority="61" w:semiHidden="0" w:name="Light List Accent 5"/>
-    <w:lsdException w:unhideWhenUsed="0" w:uiPriority="62" w:semiHidden="0" w:name="Light Grid Accent 5"/>
-    <w:lsdException w:unhideWhenUsed="0" w:uiPriority="63" w:semiHidden="0" w:name="Medium Shading 1 Accent 5"/>
-    <w:lsdException w:unhideWhenUsed="0" w:uiPriority="64" w:semiHidden="0" w:name="Medium Shading 2 Accent 5"/>
-    <w:lsdException w:unhideWhenUsed="0" w:uiPriority="65" w:semiHidden="0" w:name="Medium List 1 Accent 5"/>
-    <w:lsdException w:unhideWhenUsed="0" w:uiPriority="66" w:semiHidden="0" w:name="Medium List 2 Accent 5"/>
-    <w:lsdException w:unhideWhenUsed="0" w:uiPriority="67" w:semiHidden="0" w:name="Medium Grid 1 Accent 5"/>
-    <w:lsdException w:unhideWhenUsed="0" w:uiPriority="68" w:semiHidden="0" w:name="Medium Grid 2 Accent 5"/>
-    <w:lsdException w:unhideWhenUsed="0" w:uiPriority="69" w:semiHidden="0" w:name="Medium Grid 3 Accent 5"/>
-    <w:lsdException w:unhideWhenUsed="0" w:uiPriority="70" w:semiHidden="0" w:name="Dark List Accent 5"/>
-    <w:lsdException w:unhideWhenUsed="0" w:uiPriority="71" w:semiHidden="0" w:name="Colorful Shading Accent 5"/>
-    <w:lsdException w:unhideWhenUsed="0" w:uiPriority="72" w:semiHidden="0" w:name="Colorful List Accent 5"/>
-    <w:lsdException w:unhideWhenUsed="0" w:uiPriority="73" w:semiHidden="0" w:name="Colorful Grid Accent 5"/>
-    <w:lsdException w:unhideWhenUsed="0" w:uiPriority="60" w:semiHidden="0" w:name="Light Shading Accent 6"/>
-    <w:lsdException w:unhideWhenUsed="0" w:uiPriority="61" w:semiHidden="0" w:name="Light List Accent 6"/>
-    <w:lsdException w:unhideWhenUsed="0" w:uiPriority="62" w:semiHidden="0" w:name="Light Grid Accent 6"/>
-    <w:lsdException w:unhideWhenUsed="0" w:uiPriority="63" w:semiHidden="0" w:name="Medium Shading 1 Accent 6"/>
-    <w:lsdException w:unhideWhenUsed="0" w:uiPriority="64" w:semiHidden="0" w:name="Medium Shading 2 Accent 6"/>
-    <w:lsdException w:unhideWhenUsed="0" w:uiPriority="65" w:semiHidden="0" w:name="Medium List 1 Accent 6"/>
-    <w:lsdException w:unhideWhenUsed="0" w:uiPriority="66" w:semiHidden="0" w:name="Medium List 2 Accent 6"/>
-    <w:lsdException w:unhideWhenUsed="0" w:uiPriority="67" w:semiHidden="0" w:name="Medium Grid 1 Accent 6"/>
-    <w:lsdException w:unhideWhenUsed="0" w:uiPriority="68" w:semiHidden="0" w:name="Medium Grid 2 Accent 6"/>
-    <w:lsdException w:unhideWhenUsed="0" w:uiPriority="69" w:semiHidden="0" w:name="Medium Grid 3 Accent 6"/>
-    <w:lsdException w:unhideWhenUsed="0" w:uiPriority="70" w:semiHidden="0" w:name="Dark List Accent 6"/>
-    <w:lsdException w:unhideWhenUsed="0" w:uiPriority="71" w:semiHidden="0" w:name="Colorful Shading Accent 6"/>
-    <w:lsdException w:unhideWhenUsed="0" w:uiPriority="72" w:semiHidden="0" w:name="Colorful List Accent 6"/>
-    <w:lsdException w:unhideWhenUsed="0" w:uiPriority="73" w:semiHidden="0" w:name="Colorful Grid Accent 6"/>
   </w:latentStyles>
   <w:style w:type="paragraph" w:default="1" w:styleId="1">
     <w:name w:val="Normal"/>
@@ -15268,7 +15553,17 @@
       <w:u w:val="single"/>
     </w:rPr>
   </w:style>
-  <w:style w:type="paragraph" w:styleId="7">
+  <w:style w:type="character" w:styleId="7">
+    <w:name w:val="Strong"/>
+    <w:basedOn w:val="4"/>
+    <w:qFormat/>
+    <w:uiPriority w:val="0"/>
+    <w:rPr>
+      <w:b/>
+      <w:bCs/>
+    </w:rPr>
+  </w:style>
+  <w:style w:type="paragraph" w:styleId="8">
     <w:name w:val="Normal (Web)"/>
     <w:qFormat/>
     <w:uiPriority w:val="0"/>
@@ -15283,16 +15578,6 @@
       <w:sz w:val="24"/>
       <w:szCs w:val="24"/>
       <w:lang w:val="en-US" w:eastAsia="zh-CN" w:bidi="ar"/>
-    </w:rPr>
-  </w:style>
-  <w:style w:type="character" w:styleId="8">
-    <w:name w:val="Strong"/>
-    <w:basedOn w:val="4"/>
-    <w:qFormat/>
-    <w:uiPriority w:val="0"/>
-    <w:rPr>
-      <w:b/>
-      <w:bCs/>
     </w:rPr>
   </w:style>
 </w:styles>

--- a/диплом.docx
+++ b/диплом.docx
@@ -5193,8 +5193,6 @@
         </w:rPr>
         <w:t>.</w:t>
       </w:r>
-      <w:bookmarkStart w:id="0" w:name="_GoBack"/>
-      <w:bookmarkEnd w:id="0"/>
     </w:p>
     <w:p>
       <w:pPr>
@@ -5523,7 +5521,25 @@
           <w:szCs w:val="24"/>
           <w:lang w:val="en-US"/>
         </w:rPr>
-        <w:t>[7]</w:t>
+        <w:t>[</w:t>
+      </w:r>
+      <w:r>
+        <w:rPr>
+          <w:rFonts w:hint="default" w:cs="Times New Roman"/>
+          <w:sz w:val="24"/>
+          <w:szCs w:val="24"/>
+          <w:lang w:val="en-US"/>
+        </w:rPr>
+        <w:t>8</w:t>
+      </w:r>
+      <w:r>
+        <w:rPr>
+          <w:rFonts w:hint="default" w:ascii="Times New Roman" w:hAnsi="Times New Roman" w:cs="Times New Roman"/>
+          <w:sz w:val="24"/>
+          <w:szCs w:val="24"/>
+          <w:lang w:val="en-US"/>
+        </w:rPr>
+        <w:t>]</w:t>
       </w:r>
       <w:r>
         <w:rPr>
@@ -5995,7 +6011,25 @@
           <w:szCs w:val="24"/>
           <w:lang w:val="en-US"/>
         </w:rPr>
-        <w:t>[8]</w:t>
+        <w:t>[</w:t>
+      </w:r>
+      <w:r>
+        <w:rPr>
+          <w:rFonts w:hint="default" w:cs="Times New Roman"/>
+          <w:sz w:val="24"/>
+          <w:szCs w:val="24"/>
+          <w:lang w:val="en-US"/>
+        </w:rPr>
+        <w:t>9</w:t>
+      </w:r>
+      <w:r>
+        <w:rPr>
+          <w:rFonts w:hint="default" w:ascii="Times New Roman" w:hAnsi="Times New Roman" w:cs="Times New Roman"/>
+          <w:sz w:val="24"/>
+          <w:szCs w:val="24"/>
+          <w:lang w:val="en-US"/>
+        </w:rPr>
+        <w:t>]</w:t>
       </w:r>
       <w:r>
         <w:rPr>
@@ -6012,7 +6046,25 @@
           <w:szCs w:val="24"/>
           <w:lang w:val="en-US"/>
         </w:rPr>
-        <w:t>[9]</w:t>
+        <w:t>[</w:t>
+      </w:r>
+      <w:r>
+        <w:rPr>
+          <w:rFonts w:hint="default" w:cs="Times New Roman"/>
+          <w:sz w:val="24"/>
+          <w:szCs w:val="24"/>
+          <w:lang w:val="en-US"/>
+        </w:rPr>
+        <w:t>10</w:t>
+      </w:r>
+      <w:r>
+        <w:rPr>
+          <w:rFonts w:hint="default" w:ascii="Times New Roman" w:hAnsi="Times New Roman" w:cs="Times New Roman"/>
+          <w:sz w:val="24"/>
+          <w:szCs w:val="24"/>
+          <w:lang w:val="en-US"/>
+        </w:rPr>
+        <w:t>]</w:t>
       </w:r>
       <w:r>
         <w:rPr>
@@ -6642,7 +6694,25 @@
           <w:szCs w:val="24"/>
           <w:lang w:val="en-US"/>
         </w:rPr>
-        <w:t>[10]</w:t>
+        <w:t>[1</w:t>
+      </w:r>
+      <w:r>
+        <w:rPr>
+          <w:rFonts w:hint="default" w:cs="Times New Roman"/>
+          <w:sz w:val="24"/>
+          <w:szCs w:val="24"/>
+          <w:lang w:val="en-US"/>
+        </w:rPr>
+        <w:t>1</w:t>
+      </w:r>
+      <w:r>
+        <w:rPr>
+          <w:rFonts w:hint="default" w:ascii="Times New Roman" w:hAnsi="Times New Roman" w:cs="Times New Roman"/>
+          <w:sz w:val="24"/>
+          <w:szCs w:val="24"/>
+          <w:lang w:val="en-US"/>
+        </w:rPr>
+        <w:t>]</w:t>
       </w:r>
       <w:r>
         <w:rPr>
@@ -7341,7 +7411,25 @@
           <w:szCs w:val="24"/>
           <w:lang w:val="en-US"/>
         </w:rPr>
-        <w:t>[12]</w:t>
+        <w:t>[1</w:t>
+      </w:r>
+      <w:r>
+        <w:rPr>
+          <w:rFonts w:hint="default" w:cs="Times New Roman"/>
+          <w:sz w:val="24"/>
+          <w:szCs w:val="24"/>
+          <w:lang w:val="en-US"/>
+        </w:rPr>
+        <w:t>3</w:t>
+      </w:r>
+      <w:r>
+        <w:rPr>
+          <w:rFonts w:hint="default" w:ascii="Times New Roman" w:hAnsi="Times New Roman" w:cs="Times New Roman"/>
+          <w:sz w:val="24"/>
+          <w:szCs w:val="24"/>
+          <w:lang w:val="en-US"/>
+        </w:rPr>
+        <w:t>]</w:t>
       </w:r>
       <w:r>
         <w:rPr>
@@ -7697,7 +7785,25 @@
           <w:szCs w:val="24"/>
           <w:lang w:val="en-US"/>
         </w:rPr>
-        <w:t>[13]</w:t>
+        <w:t>[1</w:t>
+      </w:r>
+      <w:r>
+        <w:rPr>
+          <w:rFonts w:hint="default" w:cs="Times New Roman"/>
+          <w:sz w:val="24"/>
+          <w:szCs w:val="24"/>
+          <w:lang w:val="en-US"/>
+        </w:rPr>
+        <w:t>4</w:t>
+      </w:r>
+      <w:r>
+        <w:rPr>
+          <w:rFonts w:hint="default" w:ascii="Times New Roman" w:hAnsi="Times New Roman" w:cs="Times New Roman"/>
+          <w:sz w:val="24"/>
+          <w:szCs w:val="24"/>
+          <w:lang w:val="en-US"/>
+        </w:rPr>
+        <w:t>]</w:t>
       </w:r>
       <w:r>
         <w:rPr>
@@ -7940,7 +8046,25 @@
           <w:szCs w:val="24"/>
           <w:lang w:val="en-US"/>
         </w:rPr>
-        <w:t>[14]</w:t>
+        <w:t>[1</w:t>
+      </w:r>
+      <w:r>
+        <w:rPr>
+          <w:rFonts w:hint="default" w:cs="Times New Roman"/>
+          <w:sz w:val="24"/>
+          <w:szCs w:val="24"/>
+          <w:lang w:val="en-US"/>
+        </w:rPr>
+        <w:t>5</w:t>
+      </w:r>
+      <w:r>
+        <w:rPr>
+          <w:rFonts w:hint="default" w:ascii="Times New Roman" w:hAnsi="Times New Roman" w:cs="Times New Roman"/>
+          <w:sz w:val="24"/>
+          <w:szCs w:val="24"/>
+          <w:lang w:val="en-US"/>
+        </w:rPr>
+        <w:t>]</w:t>
       </w:r>
       <w:r>
         <w:rPr>
@@ -10649,7 +10773,25 @@
           <w:szCs w:val="24"/>
           <w:lang w:val="en-US"/>
         </w:rPr>
-        <w:t>[15]</w:t>
+        <w:t>[1</w:t>
+      </w:r>
+      <w:r>
+        <w:rPr>
+          <w:rFonts w:hint="default" w:cs="Times New Roman"/>
+          <w:sz w:val="24"/>
+          <w:szCs w:val="24"/>
+          <w:lang w:val="en-US"/>
+        </w:rPr>
+        <w:t>6</w:t>
+      </w:r>
+      <w:r>
+        <w:rPr>
+          <w:rFonts w:hint="default" w:ascii="Times New Roman" w:hAnsi="Times New Roman" w:cs="Times New Roman"/>
+          <w:sz w:val="24"/>
+          <w:szCs w:val="24"/>
+          <w:lang w:val="en-US"/>
+        </w:rPr>
+        <w:t>]</w:t>
       </w:r>
       <w:r>
         <w:rPr>
@@ -10878,7 +11020,25 @@
           <w:szCs w:val="24"/>
           <w:lang w:val="en-US"/>
         </w:rPr>
-        <w:t>[16]</w:t>
+        <w:t>[1</w:t>
+      </w:r>
+      <w:r>
+        <w:rPr>
+          <w:rFonts w:hint="default" w:cs="Times New Roman"/>
+          <w:sz w:val="24"/>
+          <w:szCs w:val="24"/>
+          <w:lang w:val="en-US"/>
+        </w:rPr>
+        <w:t>7</w:t>
+      </w:r>
+      <w:r>
+        <w:rPr>
+          <w:rFonts w:hint="default" w:ascii="Times New Roman" w:hAnsi="Times New Roman" w:cs="Times New Roman"/>
+          <w:sz w:val="24"/>
+          <w:szCs w:val="24"/>
+          <w:lang w:val="en-US"/>
+        </w:rPr>
+        <w:t>]</w:t>
       </w:r>
       <w:r>
         <w:rPr>
@@ -11214,7 +11374,21 @@
           <w:rFonts w:hint="default" w:ascii="Times New Roman" w:hAnsi="Times New Roman" w:cs="Times New Roman"/>
           <w:lang w:val="en-US"/>
         </w:rPr>
-        <w:t>[17]</w:t>
+        <w:t>[1</w:t>
+      </w:r>
+      <w:r>
+        <w:rPr>
+          <w:rFonts w:hint="default" w:cs="Times New Roman"/>
+          <w:lang w:val="en-US"/>
+        </w:rPr>
+        <w:t>8</w:t>
+      </w:r>
+      <w:r>
+        <w:rPr>
+          <w:rFonts w:hint="default" w:ascii="Times New Roman" w:hAnsi="Times New Roman" w:cs="Times New Roman"/>
+          <w:lang w:val="en-US"/>
+        </w:rPr>
+        <w:t>]</w:t>
       </w:r>
       <w:r>
         <w:rPr>
@@ -11321,7 +11495,27 @@
           <w:szCs w:val="24"/>
           <w:lang w:val="en-US"/>
         </w:rPr>
-        <w:t>[18]</w:t>
+        <w:t>[1</w:t>
+      </w:r>
+      <w:r>
+        <w:rPr>
+          <w:rFonts w:hint="default" w:cs="Times New Roman"/>
+          <w:sz w:val="24"/>
+          <w:szCs w:val="24"/>
+          <w:lang w:val="en-US"/>
+        </w:rPr>
+        <w:t>9</w:t>
+      </w:r>
+      <w:bookmarkStart w:id="0" w:name="_GoBack"/>
+      <w:bookmarkEnd w:id="0"/>
+      <w:r>
+        <w:rPr>
+          <w:rFonts w:hint="default" w:ascii="Times New Roman" w:hAnsi="Times New Roman" w:eastAsia="SimSun" w:cs="Times New Roman"/>
+          <w:sz w:val="24"/>
+          <w:szCs w:val="24"/>
+          <w:lang w:val="en-US"/>
+        </w:rPr>
+        <w:t>]</w:t>
       </w:r>
       <w:r>
         <w:rPr>
@@ -12083,6 +12277,7 @@
             <w:insideH w:val="single" w:color="auto" w:sz="4" w:space="0"/>
             <w:insideV w:val="single" w:color="auto" w:sz="4" w:space="0"/>
           </w:tblBorders>
+          <w:shd w:val="clear" w:color="auto" w:fill="auto"/>
           <w:tblCellMar>
             <w:top w:w="15" w:type="dxa"/>
             <w:left w:w="15" w:type="dxa"/>
@@ -13334,6 +13529,7 @@
         <w:suppressLineNumbers w:val="0"/>
         <w:rPr>
           <w:rFonts w:hint="default" w:ascii="Times New Roman" w:hAnsi="Times New Roman" w:cs="Times New Roman"/>
+          <w:lang w:val="ru-RU"/>
         </w:rPr>
       </w:pPr>
       <w:r>
@@ -13359,6 +13555,194 @@
       </w:r>
       <w:r>
         <w:rPr>
+          <w:rStyle w:val="7"/>
+          <w:rFonts w:hint="default" w:ascii="Times New Roman" w:hAnsi="Times New Roman" w:eastAsia="Segoe UI" w:cs="Times New Roman"/>
+          <w:b w:val="0"/>
+          <w:bCs w:val="0"/>
+          <w:i w:val="0"/>
+          <w:iCs w:val="0"/>
+          <w:caps w:val="0"/>
+          <w:color w:val="1F2328"/>
+          <w:spacing w:val="0"/>
+          <w:sz w:val="20"/>
+          <w:szCs w:val="20"/>
+          <w:u w:val="none"/>
+          <w:shd w:val="clear" w:fill="FFFFFF"/>
+        </w:rPr>
+        <w:fldChar w:fldCharType="begin"/>
+      </w:r>
+      <w:r>
+        <w:rPr>
+          <w:rStyle w:val="7"/>
+          <w:rFonts w:hint="default" w:ascii="Times New Roman" w:hAnsi="Times New Roman" w:eastAsia="Segoe UI" w:cs="Times New Roman"/>
+          <w:b w:val="0"/>
+          <w:bCs w:val="0"/>
+          <w:i w:val="0"/>
+          <w:iCs w:val="0"/>
+          <w:caps w:val="0"/>
+          <w:color w:val="1F2328"/>
+          <w:spacing w:val="0"/>
+          <w:sz w:val="20"/>
+          <w:szCs w:val="20"/>
+          <w:u w:val="none"/>
+          <w:shd w:val="clear" w:fill="FFFFFF"/>
+        </w:rPr>
+        <w:instrText xml:space="preserve"> HYPERLINK "https://github.com/Denmais/DigitDocs" </w:instrText>
+      </w:r>
+      <w:r>
+        <w:rPr>
+          <w:rStyle w:val="7"/>
+          <w:rFonts w:hint="default" w:ascii="Times New Roman" w:hAnsi="Times New Roman" w:eastAsia="Segoe UI" w:cs="Times New Roman"/>
+          <w:b w:val="0"/>
+          <w:bCs w:val="0"/>
+          <w:i w:val="0"/>
+          <w:iCs w:val="0"/>
+          <w:caps w:val="0"/>
+          <w:color w:val="1F2328"/>
+          <w:spacing w:val="0"/>
+          <w:sz w:val="20"/>
+          <w:szCs w:val="20"/>
+          <w:u w:val="none"/>
+          <w:shd w:val="clear" w:fill="FFFFFF"/>
+        </w:rPr>
+        <w:fldChar w:fldCharType="separate"/>
+      </w:r>
+      <w:r>
+        <w:rPr>
+          <w:rStyle w:val="6"/>
+          <w:rFonts w:hint="default" w:ascii="Times New Roman" w:hAnsi="Times New Roman" w:eastAsia="Segoe UI" w:cs="Times New Roman"/>
+          <w:b w:val="0"/>
+          <w:bCs w:val="0"/>
+          <w:i w:val="0"/>
+          <w:iCs w:val="0"/>
+          <w:caps w:val="0"/>
+          <w:color w:val="1F2328"/>
+          <w:spacing w:val="0"/>
+          <w:sz w:val="20"/>
+          <w:szCs w:val="20"/>
+          <w:u w:val="none"/>
+          <w:shd w:val="clear" w:fill="FFFFFF"/>
+        </w:rPr>
+        <w:t>DigitDocs</w:t>
+      </w:r>
+      <w:r>
+        <w:rPr>
+          <w:rStyle w:val="7"/>
+          <w:rFonts w:hint="default" w:ascii="Times New Roman" w:hAnsi="Times New Roman" w:eastAsia="Segoe UI" w:cs="Times New Roman"/>
+          <w:b w:val="0"/>
+          <w:bCs w:val="0"/>
+          <w:i w:val="0"/>
+          <w:iCs w:val="0"/>
+          <w:caps w:val="0"/>
+          <w:color w:val="1F2328"/>
+          <w:spacing w:val="0"/>
+          <w:sz w:val="20"/>
+          <w:szCs w:val="20"/>
+          <w:u w:val="none"/>
+          <w:shd w:val="clear" w:fill="FFFFFF"/>
+        </w:rPr>
+        <w:fldChar w:fldCharType="end"/>
+      </w:r>
+      <w:r>
+        <w:rPr>
+          <w:rFonts w:hint="default" w:ascii="Times New Roman" w:hAnsi="Times New Roman" w:cs="Times New Roman"/>
+          <w:b w:val="0"/>
+          <w:bCs w:val="0"/>
+          <w:sz w:val="20"/>
+          <w:szCs w:val="20"/>
+        </w:rPr>
+        <w:t xml:space="preserve"> </w:t>
+      </w:r>
+      <w:r>
+        <w:rPr>
+          <w:rFonts w:hint="default" w:ascii="Times New Roman" w:hAnsi="Times New Roman" w:cs="Times New Roman"/>
+        </w:rPr>
+        <w:t>Documentation : official documentation. – URL:</w:t>
+      </w:r>
+      <w:r>
+        <w:rPr>
+          <w:rFonts w:hint="default" w:ascii="Times New Roman" w:hAnsi="Times New Roman" w:cs="Times New Roman"/>
+        </w:rPr>
+        <w:fldChar w:fldCharType="begin"/>
+      </w:r>
+      <w:r>
+        <w:rPr>
+          <w:rFonts w:hint="default" w:ascii="Times New Roman" w:hAnsi="Times New Roman" w:cs="Times New Roman"/>
+        </w:rPr>
+        <w:instrText xml:space="preserve"> HYPERLINK "https://github.com/Denmais/DigitDocs" </w:instrText>
+      </w:r>
+      <w:r>
+        <w:rPr>
+          <w:rFonts w:hint="default" w:ascii="Times New Roman" w:hAnsi="Times New Roman" w:cs="Times New Roman"/>
+        </w:rPr>
+        <w:fldChar w:fldCharType="separate"/>
+      </w:r>
+      <w:r>
+        <w:rPr>
+          <w:rStyle w:val="6"/>
+          <w:rFonts w:hint="default" w:ascii="Times New Roman" w:hAnsi="Times New Roman" w:cs="Times New Roman"/>
+        </w:rPr>
+        <w:t xml:space="preserve"> https://github.com/Denmais/DigitDocs</w:t>
+      </w:r>
+      <w:r>
+        <w:rPr>
+          <w:rFonts w:hint="default" w:ascii="Times New Roman" w:hAnsi="Times New Roman" w:cs="Times New Roman"/>
+        </w:rPr>
+        <w:fldChar w:fldCharType="end"/>
+      </w:r>
+      <w:r>
+        <w:rPr>
+          <w:rFonts w:hint="default" w:ascii="Times New Roman" w:hAnsi="Times New Roman" w:cs="Times New Roman"/>
+        </w:rPr>
+        <w:t xml:space="preserve"> (дата обращения: </w:t>
+      </w:r>
+      <w:r>
+        <w:rPr>
+          <w:rFonts w:hint="default" w:ascii="Times New Roman" w:hAnsi="Times New Roman" w:cs="Times New Roman"/>
+          <w:lang w:val="en-US"/>
+        </w:rPr>
+        <w:t>09</w:t>
+      </w:r>
+      <w:r>
+        <w:rPr>
+          <w:rFonts w:hint="default" w:ascii="Times New Roman" w:hAnsi="Times New Roman" w:cs="Times New Roman"/>
+        </w:rPr>
+        <w:t>.05.2026). – Текст : электронный.</w:t>
+      </w:r>
+    </w:p>
+    <w:p>
+      <w:pPr>
+        <w:keepNext w:val="0"/>
+        <w:keepLines w:val="0"/>
+        <w:widowControl/>
+        <w:suppressLineNumbers w:val="0"/>
+        <w:rPr>
+          <w:rFonts w:hint="default" w:ascii="Times New Roman" w:hAnsi="Times New Roman" w:cs="Times New Roman"/>
+        </w:rPr>
+      </w:pPr>
+      <w:r>
+        <w:rPr>
+          <w:rFonts w:hint="default" w:ascii="Times New Roman" w:hAnsi="Times New Roman" w:cs="Times New Roman"/>
+          <w:lang w:val="en-US"/>
+        </w:rPr>
+        <w:t>[</w:t>
+      </w:r>
+      <w:r>
+        <w:rPr>
+          <w:rFonts w:hint="default" w:ascii="Times New Roman" w:hAnsi="Times New Roman" w:cs="Times New Roman"/>
+          <w:lang w:val="ru-RU"/>
+        </w:rPr>
+        <w:t>8</w:t>
+      </w:r>
+      <w:r>
+        <w:rPr>
+          <w:rFonts w:hint="default" w:ascii="Times New Roman" w:hAnsi="Times New Roman" w:cs="Times New Roman"/>
+          <w:lang w:val="en-US"/>
+        </w:rPr>
+        <w:t>]</w:t>
+      </w:r>
+      <w:r>
+        <w:rPr>
           <w:rFonts w:hint="default" w:ascii="Times New Roman" w:hAnsi="Times New Roman" w:cs="Times New Roman"/>
         </w:rPr>
         <w:t xml:space="preserve">Tesseract OCR Documentation : official documentation. – URL: </w:t>
@@ -13429,7 +13813,21 @@
           <w:rFonts w:hint="default" w:ascii="Times New Roman" w:hAnsi="Times New Roman" w:cs="Times New Roman"/>
           <w:lang w:val="en-US"/>
         </w:rPr>
-        <w:t>[8]</w:t>
+        <w:t>[</w:t>
+      </w:r>
+      <w:r>
+        <w:rPr>
+          <w:rFonts w:hint="default" w:ascii="Times New Roman" w:hAnsi="Times New Roman" w:cs="Times New Roman"/>
+          <w:lang w:val="ru-RU"/>
+        </w:rPr>
+        <w:t>9</w:t>
+      </w:r>
+      <w:r>
+        <w:rPr>
+          <w:rFonts w:hint="default" w:ascii="Times New Roman" w:hAnsi="Times New Roman" w:cs="Times New Roman"/>
+          <w:lang w:val="en-US"/>
+        </w:rPr>
+        <w:t>]</w:t>
       </w:r>
       <w:r>
         <w:rPr>
@@ -13490,7 +13888,21 @@
           <w:rFonts w:hint="default" w:ascii="Times New Roman" w:hAnsi="Times New Roman" w:cs="Times New Roman"/>
           <w:lang w:val="en-US"/>
         </w:rPr>
-        <w:t>[9]</w:t>
+        <w:t>[</w:t>
+      </w:r>
+      <w:r>
+        <w:rPr>
+          <w:rFonts w:hint="default" w:ascii="Times New Roman" w:hAnsi="Times New Roman" w:cs="Times New Roman"/>
+          <w:lang w:val="ru-RU"/>
+        </w:rPr>
+        <w:t>10</w:t>
+      </w:r>
+      <w:r>
+        <w:rPr>
+          <w:rFonts w:hint="default" w:ascii="Times New Roman" w:hAnsi="Times New Roman" w:cs="Times New Roman"/>
+          <w:lang w:val="en-US"/>
+        </w:rPr>
+        <w:t>]</w:t>
       </w:r>
       <w:r>
         <w:rPr>
@@ -13514,7 +13926,21 @@
           <w:rFonts w:hint="default" w:ascii="Times New Roman" w:hAnsi="Times New Roman" w:cs="Times New Roman"/>
           <w:lang w:val="en-US"/>
         </w:rPr>
-        <w:t>[10]</w:t>
+        <w:t>[1</w:t>
+      </w:r>
+      <w:r>
+        <w:rPr>
+          <w:rFonts w:hint="default" w:ascii="Times New Roman" w:hAnsi="Times New Roman" w:cs="Times New Roman"/>
+          <w:lang w:val="ru-RU"/>
+        </w:rPr>
+        <w:t>1</w:t>
+      </w:r>
+      <w:r>
+        <w:rPr>
+          <w:rFonts w:hint="default" w:ascii="Times New Roman" w:hAnsi="Times New Roman" w:cs="Times New Roman"/>
+          <w:lang w:val="en-US"/>
+        </w:rPr>
+        <w:t>]</w:t>
       </w:r>
       <w:r>
         <w:rPr>
@@ -13575,7 +14001,21 @@
           <w:rFonts w:hint="default" w:ascii="Times New Roman" w:hAnsi="Times New Roman" w:cs="Times New Roman"/>
           <w:lang w:val="en-US"/>
         </w:rPr>
-        <w:t>[11]</w:t>
+        <w:t>[1</w:t>
+      </w:r>
+      <w:r>
+        <w:rPr>
+          <w:rFonts w:hint="default" w:ascii="Times New Roman" w:hAnsi="Times New Roman" w:cs="Times New Roman"/>
+          <w:lang w:val="ru-RU"/>
+        </w:rPr>
+        <w:t>2</w:t>
+      </w:r>
+      <w:r>
+        <w:rPr>
+          <w:rFonts w:hint="default" w:ascii="Times New Roman" w:hAnsi="Times New Roman" w:cs="Times New Roman"/>
+          <w:lang w:val="en-US"/>
+        </w:rPr>
+        <w:t>]</w:t>
       </w:r>
       <w:r>
         <w:rPr>
@@ -13655,7 +14095,7 @@
           <w:rFonts w:hint="default" w:ascii="Times New Roman" w:hAnsi="Times New Roman" w:cs="Times New Roman"/>
           <w:lang w:val="ru-RU"/>
         </w:rPr>
-        <w:t>2</w:t>
+        <w:t>3</w:t>
       </w:r>
       <w:r>
         <w:rPr>
@@ -13742,7 +14182,7 @@
           <w:rFonts w:hint="default" w:ascii="Times New Roman" w:hAnsi="Times New Roman" w:cs="Times New Roman"/>
           <w:lang w:val="ru-RU"/>
         </w:rPr>
-        <w:t>13</w:t>
+        <w:t>14</w:t>
       </w:r>
       <w:r>
         <w:rPr>
@@ -13817,7 +14257,7 @@
           <w:rFonts w:hint="default" w:ascii="Times New Roman" w:hAnsi="Times New Roman" w:cs="Times New Roman"/>
           <w:lang w:val="ru-RU"/>
         </w:rPr>
-        <w:t>14</w:t>
+        <w:t>15</w:t>
       </w:r>
       <w:r>
         <w:rPr>
@@ -13855,7 +14295,7 @@
           <w:rFonts w:hint="default" w:ascii="Times New Roman" w:hAnsi="Times New Roman" w:cs="Times New Roman"/>
           <w:lang w:val="ru-RU"/>
         </w:rPr>
-        <w:t>15</w:t>
+        <w:t>16</w:t>
       </w:r>
       <w:r>
         <w:rPr>
@@ -13893,14 +14333,14 @@
           <w:rFonts w:hint="default" w:ascii="Times New Roman" w:hAnsi="Times New Roman" w:cs="Times New Roman"/>
           <w:lang w:val="ru-RU"/>
         </w:rPr>
-        <w:t>1</w:t>
+        <w:t>17</w:t>
       </w:r>
       <w:r>
         <w:rPr>
           <w:rFonts w:hint="default" w:ascii="Times New Roman" w:hAnsi="Times New Roman" w:cs="Times New Roman"/>
           <w:lang w:val="en-US"/>
         </w:rPr>
-        <w:t>6]</w:t>
+        <w:t>]</w:t>
       </w:r>
       <w:r>
         <w:rPr>
@@ -13961,7 +14401,21 @@
           <w:rFonts w:hint="default" w:ascii="Times New Roman" w:hAnsi="Times New Roman" w:cs="Times New Roman"/>
           <w:lang w:val="en-US"/>
         </w:rPr>
-        <w:t>[17]</w:t>
+        <w:t>[1</w:t>
+      </w:r>
+      <w:r>
+        <w:rPr>
+          <w:rFonts w:hint="default" w:ascii="Times New Roman" w:hAnsi="Times New Roman" w:cs="Times New Roman"/>
+          <w:lang w:val="ru-RU"/>
+        </w:rPr>
+        <w:t>8</w:t>
+      </w:r>
+      <w:r>
+        <w:rPr>
+          <w:rFonts w:hint="default" w:ascii="Times New Roman" w:hAnsi="Times New Roman" w:cs="Times New Roman"/>
+          <w:lang w:val="en-US"/>
+        </w:rPr>
+        <w:t>]</w:t>
       </w:r>
       <w:r>
         <w:rPr>
@@ -13987,7 +14441,21 @@
           <w:rFonts w:hint="default" w:ascii="Times New Roman" w:hAnsi="Times New Roman" w:cs="Times New Roman"/>
           <w:lang w:val="en-US"/>
         </w:rPr>
-        <w:t>[18]</w:t>
+        <w:t>[1</w:t>
+      </w:r>
+      <w:r>
+        <w:rPr>
+          <w:rFonts w:hint="default" w:ascii="Times New Roman" w:hAnsi="Times New Roman" w:cs="Times New Roman"/>
+          <w:lang w:val="ru-RU"/>
+        </w:rPr>
+        <w:t>9</w:t>
+      </w:r>
+      <w:r>
+        <w:rPr>
+          <w:rFonts w:hint="default" w:ascii="Times New Roman" w:hAnsi="Times New Roman" w:cs="Times New Roman"/>
+          <w:lang w:val="en-US"/>
+        </w:rPr>
+        <w:t>]</w:t>
       </w:r>
       <w:r>
         <w:rPr>
